--- a/labs/2425/Wordle/Wordle.docx
+++ b/labs/2425/Wordle/Wordle.docx
@@ -1,6 +1,6 @@
 
 <file path=word/document.xml><?xml version="1.0" encoding="utf-8"?>
-<w:document xmlns:wpc="http://schemas.microsoft.com/office/word/2010/wordprocessingCanvas" xmlns:cx="http://schemas.microsoft.com/office/drawing/2014/chartex" xmlns:cx1="http://schemas.microsoft.com/office/drawing/2015/9/8/chartex" xmlns:cx2="http://schemas.microsoft.com/office/drawing/2015/10/21/chartex" xmlns:cx3="http://schemas.microsoft.com/office/drawing/2016/5/9/chartex" xmlns:cx4="http://schemas.microsoft.com/office/drawing/2016/5/10/chartex" xmlns:cx5="http://schemas.microsoft.com/office/drawing/2016/5/11/chartex" xmlns:cx6="http://schemas.microsoft.com/office/drawing/2016/5/12/chartex" xmlns:cx7="http://schemas.microsoft.com/office/drawing/2016/5/13/chartex" xmlns:cx8="http://schemas.microsoft.com/office/drawing/2016/5/14/chartex" xmlns:mc="http://schemas.openxmlformats.org/markup-compatibility/2006" xmlns:aink="http://schemas.microsoft.com/office/drawing/2016/ink" xmlns:am3d="http://schemas.microsoft.com/office/drawing/2017/model3d" xmlns:o="urn:schemas-microsoft-com:office:office" xmlns:oel="http://schemas.microsoft.com/office/2019/extlst" xmlns:r="http://schemas.openxmlformats.org/officeDocument/2006/relationships" xmlns:m="http://schemas.openxmlformats.org/officeDocument/2006/math" xmlns:v="urn:schemas-microsoft-com:vml" xmlns:wp14="http://schemas.microsoft.com/office/word/2010/wordprocessingDrawing" xmlns:wp="http://schemas.openxmlformats.org/drawingml/2006/wordprocessingDrawing" xmlns:w10="urn:schemas-microsoft-com:office:word" xmlns:w="http://schemas.openxmlformats.org/wordprocessingml/2006/main" xmlns:w14="http://schemas.microsoft.com/office/word/2010/wordml" xmlns:w15="http://schemas.microsoft.com/office/word/2012/wordml" xmlns:w16cex="http://schemas.microsoft.com/office/word/2018/wordml/cex" xmlns:w16cid="http://schemas.microsoft.com/office/word/2016/wordml/cid" xmlns:w16="http://schemas.microsoft.com/office/word/2018/wordml" xmlns:w16sdtdh="http://schemas.microsoft.com/office/word/2020/wordml/sdtdatahash" xmlns:w16se="http://schemas.microsoft.com/office/word/2015/wordml/symex" xmlns:wpg="http://schemas.microsoft.com/office/word/2010/wordprocessingGroup" xmlns:wpi="http://schemas.microsoft.com/office/word/2010/wordprocessingInk" xmlns:wne="http://schemas.microsoft.com/office/word/2006/wordml" xmlns:wps="http://schemas.microsoft.com/office/word/2010/wordprocessingShape" mc:Ignorable="w14 w15 w16se w16cid w16 w16cex w16sdtdh wp14">
+<w:document xmlns:wpc="http://schemas.microsoft.com/office/word/2010/wordprocessingCanvas" xmlns:cx="http://schemas.microsoft.com/office/drawing/2014/chartex" xmlns:cx1="http://schemas.microsoft.com/office/drawing/2015/9/8/chartex" xmlns:cx2="http://schemas.microsoft.com/office/drawing/2015/10/21/chartex" xmlns:cx3="http://schemas.microsoft.com/office/drawing/2016/5/9/chartex" xmlns:cx4="http://schemas.microsoft.com/office/drawing/2016/5/10/chartex" xmlns:cx5="http://schemas.microsoft.com/office/drawing/2016/5/11/chartex" xmlns:cx6="http://schemas.microsoft.com/office/drawing/2016/5/12/chartex" xmlns:cx7="http://schemas.microsoft.com/office/drawing/2016/5/13/chartex" xmlns:cx8="http://schemas.microsoft.com/office/drawing/2016/5/14/chartex" xmlns:mc="http://schemas.openxmlformats.org/markup-compatibility/2006" xmlns:aink="http://schemas.microsoft.com/office/drawing/2016/ink" xmlns:am3d="http://schemas.microsoft.com/office/drawing/2017/model3d" xmlns:o="urn:schemas-microsoft-com:office:office" xmlns:r="http://schemas.openxmlformats.org/officeDocument/2006/relationships" xmlns:m="http://schemas.openxmlformats.org/officeDocument/2006/math" xmlns:v="urn:schemas-microsoft-com:vml" xmlns:wp14="http://schemas.microsoft.com/office/word/2010/wordprocessingDrawing" xmlns:wp="http://schemas.openxmlformats.org/drawingml/2006/wordprocessingDrawing" xmlns:w10="urn:schemas-microsoft-com:office:word" xmlns:w="http://schemas.openxmlformats.org/wordprocessingml/2006/main" xmlns:w14="http://schemas.microsoft.com/office/word/2010/wordml" xmlns:w15="http://schemas.microsoft.com/office/word/2012/wordml" xmlns:w16cex="http://schemas.microsoft.com/office/word/2018/wordml/cex" xmlns:w16cid="http://schemas.microsoft.com/office/word/2016/wordml/cid" xmlns:w16="http://schemas.microsoft.com/office/word/2018/wordml" xmlns:w16se="http://schemas.microsoft.com/office/word/2015/wordml/symex" xmlns:wpg="http://schemas.microsoft.com/office/word/2010/wordprocessingGroup" xmlns:wpi="http://schemas.microsoft.com/office/word/2010/wordprocessingInk" xmlns:wne="http://schemas.microsoft.com/office/word/2006/wordml" xmlns:wps="http://schemas.microsoft.com/office/word/2010/wordprocessingShape" mc:Ignorable="w14 w15 w16se w16cid w16 w16cex wp14">
   <w:body>
     <w:p>
       <w:pPr>
@@ -619,7 +619,7 @@
               </wp:anchor>
             </w:drawing>
           </mc:Choice>
-          <mc:Fallback>
+          <mc:Fallback xmlns:w16sdtdh="http://schemas.microsoft.com/office/word/2020/wordml/sdtdatahash" xmlns:oel="http://schemas.microsoft.com/office/2019/extlst">
             <w:pict>
               <v:shapetype w14:anchorId="179D0DCA" id="_x0000_t202" coordsize="21600,21600" o:spt="202" path="m,l,21600r21600,l21600,xe">
                 <v:stroke joinstyle="miter"/>
@@ -743,7 +743,7 @@
               </wp:anchor>
             </w:drawing>
           </mc:Choice>
-          <mc:Fallback>
+          <mc:Fallback xmlns:w16sdtdh="http://schemas.microsoft.com/office/word/2020/wordml/sdtdatahash" xmlns:oel="http://schemas.microsoft.com/office/2019/extlst">
             <w:pict>
               <v:shape w14:anchorId="137CF956" id="_x0000_s1027" type="#_x0000_t202" style="position:absolute;margin-left:308.35pt;margin-top:23.45pt;width:185.9pt;height:110.6pt;z-index:251948032;visibility:visible;mso-wrap-style:square;mso-width-percent:400;mso-height-percent:200;mso-wrap-distance-left:9pt;mso-wrap-distance-top:3.6pt;mso-wrap-distance-right:9pt;mso-wrap-distance-bottom:3.6pt;mso-position-horizontal:absolute;mso-position-horizontal-relative:text;mso-position-vertical:absolute;mso-position-vertical-relative:text;mso-width-percent:400;mso-height-percent:200;mso-width-relative:margin;mso-height-relative:margin;v-text-anchor:top" o:gfxdata="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" stroked="f">
                 <v:textbox style="mso-fit-shape-to-text:t">
@@ -813,7 +813,7 @@
               </wp:anchor>
             </w:drawing>
           </mc:Choice>
-          <mc:Fallback>
+          <mc:Fallback xmlns:w16sdtdh="http://schemas.microsoft.com/office/word/2020/wordml/sdtdatahash" xmlns:oel="http://schemas.microsoft.com/office/2019/extlst">
             <w:pict>
               <v:shapetype w14:anchorId="135BD68D" id="_x0000_t75" coordsize="21600,21600" o:spt="75" o:preferrelative="t" path="m@4@5l@4@11@9@11@9@5xe" filled="f" stroked="f">
                 <v:stroke joinstyle="miter"/>
@@ -882,7 +882,7 @@
               </wp:anchor>
             </w:drawing>
           </mc:Choice>
-          <mc:Fallback>
+          <mc:Fallback xmlns:w16sdtdh="http://schemas.microsoft.com/office/word/2020/wordml/sdtdatahash" xmlns:oel="http://schemas.microsoft.com/office/2019/extlst">
             <w:pict>
               <v:shape w14:anchorId="2620586E" id="Ink 23" o:spid="_x0000_s1026" type="#_x0000_t75" style="position:absolute;margin-left:162pt;margin-top:22.95pt;width:144.95pt;height:37.95pt;z-index:251674624;visibility:visible;mso-wrap-style:square;mso-width-percent:0;mso-wrap-distance-left:9pt;mso-wrap-distance-top:0;mso-wrap-distance-right:9pt;mso-wrap-distance-bottom:0;mso-position-horizontal:absolute;mso-position-horizontal-relative:text;mso-position-vertical:absolute;mso-position-vertical-relative:text;mso-width-percent:0;mso-width-relative:margin" o:gfxdata="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">
                 <v:imagedata r:id="rId11" o:title=""/>
@@ -1022,7 +1022,7 @@
               </wp:anchor>
             </w:drawing>
           </mc:Choice>
-          <mc:Fallback>
+          <mc:Fallback xmlns:w16sdtdh="http://schemas.microsoft.com/office/word/2020/wordml/sdtdatahash" xmlns:oel="http://schemas.microsoft.com/office/2019/extlst">
             <w:pict>
               <v:shape w14:anchorId="785935A9" id="_x0000_s1028" type="#_x0000_t202" style="position:absolute;margin-left:260.35pt;margin-top:17.15pt;width:185.9pt;height:110.6pt;z-index:251952128;visibility:visible;mso-wrap-style:square;mso-width-percent:400;mso-height-percent:200;mso-wrap-distance-left:9pt;mso-wrap-distance-top:3.6pt;mso-wrap-distance-right:9pt;mso-wrap-distance-bottom:3.6pt;mso-position-horizontal:absolute;mso-position-horizontal-relative:margin;mso-position-vertical:absolute;mso-position-vertical-relative:text;mso-width-percent:400;mso-height-percent:200;mso-width-relative:margin;mso-height-relative:margin;v-text-anchor:top" o:gfxdata="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" stroked="f">
                 <v:textbox style="mso-fit-shape-to-text:t">
@@ -1092,7 +1092,7 @@
               </wp:anchor>
             </w:drawing>
           </mc:Choice>
-          <mc:Fallback>
+          <mc:Fallback xmlns:w16sdtdh="http://schemas.microsoft.com/office/word/2020/wordml/sdtdatahash" xmlns:oel="http://schemas.microsoft.com/office/2019/extlst">
             <w:pict>
               <v:shape w14:anchorId="76236E5C" id="Ink 124" o:spid="_x0000_s1026" type="#_x0000_t75" style="position:absolute;margin-left:195.25pt;margin-top:-39.25pt;width:61.4pt;height:71.8pt;z-index:251773952;visibility:visible;mso-wrap-style:square;mso-width-percent:0;mso-height-percent:0;mso-wrap-distance-left:9pt;mso-wrap-distance-top:0;mso-wrap-distance-right:9pt;mso-wrap-distance-bottom:0;mso-position-horizontal:absolute;mso-position-horizontal-relative:text;mso-position-vertical:absolute;mso-position-vertical-relative:text;mso-width-percent:0;mso-height-percent:0;mso-width-relative:margin;mso-height-relative:margin" o:gfxdata="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">
                 <v:imagedata r:id="rId14" o:title=""/>
@@ -1286,7 +1286,7 @@
               </wp:anchor>
             </w:drawing>
           </mc:Choice>
-          <mc:Fallback>
+          <mc:Fallback xmlns:w16sdtdh="http://schemas.microsoft.com/office/word/2020/wordml/sdtdatahash" xmlns:oel="http://schemas.microsoft.com/office/2019/extlst">
             <w:pict>
               <v:shape w14:anchorId="29EBE85F" id="Ink 259" o:spid="_x0000_s1026" type="#_x0000_t75" style="position:absolute;margin-left:138.6pt;margin-top:169.35pt;width:21.6pt;height:18.9pt;z-index:251895808;visibility:visible;mso-wrap-style:square;mso-wrap-distance-left:9pt;mso-wrap-distance-top:0;mso-wrap-distance-right:9pt;mso-wrap-distance-bottom:0;mso-position-horizontal:absolute;mso-position-horizontal-relative:text;mso-position-vertical:absolute;mso-position-vertical-relative:text" o:gfxdata="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">
                 <v:imagedata r:id="rId16" o:title=""/>
@@ -1333,7 +1333,7 @@
               </wp:anchor>
             </w:drawing>
           </mc:Choice>
-          <mc:Fallback>
+          <mc:Fallback xmlns:w16sdtdh="http://schemas.microsoft.com/office/word/2020/wordml/sdtdatahash" xmlns:oel="http://schemas.microsoft.com/office/2019/extlst">
             <w:pict>
               <v:shape w14:anchorId="36733C59" id="Ink 260" o:spid="_x0000_s1026" type="#_x0000_t75" style="position:absolute;margin-left:107.25pt;margin-top:171.25pt;width:19.5pt;height:18pt;z-index:251896832;visibility:visible;mso-wrap-style:square;mso-wrap-distance-left:9pt;mso-wrap-distance-top:0;mso-wrap-distance-right:9pt;mso-wrap-distance-bottom:0;mso-position-horizontal:absolute;mso-position-horizontal-relative:text;mso-position-vertical:absolute;mso-position-vertical-relative:text" o:gfxdata="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">
                 <v:imagedata r:id="rId18" o:title=""/>
@@ -1380,7 +1380,7 @@
               </wp:anchor>
             </w:drawing>
           </mc:Choice>
-          <mc:Fallback>
+          <mc:Fallback xmlns:w16sdtdh="http://schemas.microsoft.com/office/word/2020/wordml/sdtdatahash" xmlns:oel="http://schemas.microsoft.com/office/2019/extlst">
             <w:pict>
               <v:shape w14:anchorId="1A4BD8A8" id="Ink 254" o:spid="_x0000_s1026" type="#_x0000_t75" style="position:absolute;margin-left:85.45pt;margin-top:170.95pt;width:9.7pt;height:13.95pt;z-index:251890688;visibility:visible;mso-wrap-style:square;mso-wrap-distance-left:9pt;mso-wrap-distance-top:0;mso-wrap-distance-right:9pt;mso-wrap-distance-bottom:0;mso-position-horizontal:absolute;mso-position-horizontal-relative:text;mso-position-vertical:absolute;mso-position-vertical-relative:text" o:gfxdata="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">
                 <v:imagedata r:id="rId20" o:title=""/>
@@ -1427,7 +1427,7 @@
               </wp:anchor>
             </w:drawing>
           </mc:Choice>
-          <mc:Fallback>
+          <mc:Fallback xmlns:w16sdtdh="http://schemas.microsoft.com/office/word/2020/wordml/sdtdatahash" xmlns:oel="http://schemas.microsoft.com/office/2019/extlst">
             <w:pict>
               <v:shape w14:anchorId="22E2EC8D" id="Ink 250" o:spid="_x0000_s1026" type="#_x0000_t75" style="position:absolute;margin-left:75.15pt;margin-top:174.35pt;width:11.65pt;height:11.65pt;z-index:251889664;visibility:visible;mso-wrap-style:square;mso-wrap-distance-left:9pt;mso-wrap-distance-top:0;mso-wrap-distance-right:9pt;mso-wrap-distance-bottom:0;mso-position-horizontal:absolute;mso-position-horizontal-relative:text;mso-position-vertical:absolute;mso-position-vertical-relative:text" o:gfxdata="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">
                 <v:imagedata r:id="rId22" o:title=""/>
@@ -1474,7 +1474,7 @@
               </wp:anchor>
             </w:drawing>
           </mc:Choice>
-          <mc:Fallback>
+          <mc:Fallback xmlns:w16sdtdh="http://schemas.microsoft.com/office/word/2020/wordml/sdtdatahash" xmlns:oel="http://schemas.microsoft.com/office/2019/extlst">
             <w:pict>
               <v:shape w14:anchorId="253D001C" id="Ink 249" o:spid="_x0000_s1026" type="#_x0000_t75" style="position:absolute;margin-left:52.25pt;margin-top:174.05pt;width:9.7pt;height:11.3pt;z-index:251888640;visibility:visible;mso-wrap-style:square;mso-wrap-distance-left:9pt;mso-wrap-distance-top:0;mso-wrap-distance-right:9pt;mso-wrap-distance-bottom:0;mso-position-horizontal:absolute;mso-position-horizontal-relative:text;mso-position-vertical:absolute;mso-position-vertical-relative:text" o:gfxdata="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">
                 <v:imagedata r:id="rId24" o:title=""/>
@@ -1521,7 +1521,7 @@
               </wp:anchor>
             </w:drawing>
           </mc:Choice>
-          <mc:Fallback>
+          <mc:Fallback xmlns:w16sdtdh="http://schemas.microsoft.com/office/word/2020/wordml/sdtdatahash" xmlns:oel="http://schemas.microsoft.com/office/2019/extlst">
             <w:pict>
               <v:shape w14:anchorId="77CB94C0" id="Ink 247" o:spid="_x0000_s1026" type="#_x0000_t75" style="position:absolute;margin-left:7.45pt;margin-top:172.5pt;width:20.6pt;height:16.75pt;z-index:251886592;visibility:visible;mso-wrap-style:square;mso-wrap-distance-left:9pt;mso-wrap-distance-top:0;mso-wrap-distance-right:9pt;mso-wrap-distance-bottom:0;mso-position-horizontal:absolute;mso-position-horizontal-relative:text;mso-position-vertical:absolute;mso-position-vertical-relative:text" o:gfxdata="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">
                 <v:imagedata r:id="rId26" o:title=""/>
@@ -1568,7 +1568,7 @@
               </wp:anchor>
             </w:drawing>
           </mc:Choice>
-          <mc:Fallback>
+          <mc:Fallback xmlns:w16sdtdh="http://schemas.microsoft.com/office/word/2020/wordml/sdtdatahash" xmlns:oel="http://schemas.microsoft.com/office/2019/extlst">
             <w:pict>
               <v:shape w14:anchorId="22EEB1A7" id="Ink 248" o:spid="_x0000_s1026" type="#_x0000_t75" style="position:absolute;margin-left:135.65pt;margin-top:139.8pt;width:20.85pt;height:14.9pt;z-index:251887616;visibility:visible;mso-wrap-style:square;mso-wrap-distance-left:9pt;mso-wrap-distance-top:0;mso-wrap-distance-right:9pt;mso-wrap-distance-bottom:0;mso-position-horizontal:absolute;mso-position-horizontal-relative:text;mso-position-vertical:absolute;mso-position-vertical-relative:text" o:gfxdata="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">
                 <v:imagedata r:id="rId28" o:title=""/>
@@ -1615,7 +1615,7 @@
               </wp:anchor>
             </w:drawing>
           </mc:Choice>
-          <mc:Fallback>
+          <mc:Fallback xmlns:w16sdtdh="http://schemas.microsoft.com/office/word/2020/wordml/sdtdatahash" xmlns:oel="http://schemas.microsoft.com/office/2019/extlst">
             <w:pict>
               <v:shape w14:anchorId="03544BB1" id="Ink 246" o:spid="_x0000_s1026" type="#_x0000_t75" style="position:absolute;margin-left:40.65pt;margin-top:175.45pt;width:13.35pt;height:14.9pt;z-index:251885568;visibility:visible;mso-wrap-style:square;mso-wrap-distance-left:9pt;mso-wrap-distance-top:0;mso-wrap-distance-right:9pt;mso-wrap-distance-bottom:0;mso-position-horizontal:absolute;mso-position-horizontal-relative:text;mso-position-vertical:absolute;mso-position-vertical-relative:text" o:gfxdata="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">
                 <v:imagedata r:id="rId30" o:title=""/>
@@ -1662,7 +1662,7 @@
               </wp:anchor>
             </w:drawing>
           </mc:Choice>
-          <mc:Fallback>
+          <mc:Fallback xmlns:w16sdtdh="http://schemas.microsoft.com/office/word/2020/wordml/sdtdatahash" xmlns:oel="http://schemas.microsoft.com/office/2019/extlst">
             <w:pict>
               <v:shape w14:anchorId="2AF48719" id="Ink 239" o:spid="_x0000_s1026" type="#_x0000_t75" style="position:absolute;margin-left:104.5pt;margin-top:140.05pt;width:17.45pt;height:16.25pt;z-index:251878400;visibility:visible;mso-wrap-style:square;mso-wrap-distance-left:9pt;mso-wrap-distance-top:0;mso-wrap-distance-right:9pt;mso-wrap-distance-bottom:0;mso-position-horizontal:absolute;mso-position-horizontal-relative:text;mso-position-vertical:absolute;mso-position-vertical-relative:text" o:gfxdata="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">
                 <v:imagedata r:id="rId32" o:title=""/>
@@ -1709,7 +1709,7 @@
               </wp:anchor>
             </w:drawing>
           </mc:Choice>
-          <mc:Fallback>
+          <mc:Fallback xmlns:w16sdtdh="http://schemas.microsoft.com/office/word/2020/wordml/sdtdatahash" xmlns:oel="http://schemas.microsoft.com/office/2019/extlst">
             <w:pict>
               <v:shape w14:anchorId="79529152" id="Ink 240" o:spid="_x0000_s1026" type="#_x0000_t75" style="position:absolute;margin-left:75.15pt;margin-top:140.5pt;width:17.35pt;height:15.95pt;z-index:251879424;visibility:visible;mso-wrap-style:square;mso-wrap-distance-left:9pt;mso-wrap-distance-top:0;mso-wrap-distance-right:9pt;mso-wrap-distance-bottom:0;mso-position-horizontal:absolute;mso-position-horizontal-relative:text;mso-position-vertical:absolute;mso-position-vertical-relative:text" o:gfxdata="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">
                 <v:imagedata r:id="rId34" o:title=""/>
@@ -1756,7 +1756,7 @@
               </wp:anchor>
             </w:drawing>
           </mc:Choice>
-          <mc:Fallback>
+          <mc:Fallback xmlns:w16sdtdh="http://schemas.microsoft.com/office/word/2020/wordml/sdtdatahash" xmlns:oel="http://schemas.microsoft.com/office/2019/extlst">
             <w:pict>
               <v:shape w14:anchorId="599A96DD" id="Ink 241" o:spid="_x0000_s1026" type="#_x0000_t75" style="position:absolute;margin-left:136.05pt;margin-top:109.4pt;width:15.05pt;height:15.45pt;z-index:251880448;visibility:visible;mso-wrap-style:square;mso-wrap-distance-left:9pt;mso-wrap-distance-top:0;mso-wrap-distance-right:9pt;mso-wrap-distance-bottom:0;mso-position-horizontal:absolute;mso-position-horizontal-relative:text;mso-position-vertical:absolute;mso-position-vertical-relative:text" o:gfxdata="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">
                 <v:imagedata r:id="rId36" o:title=""/>
@@ -1803,7 +1803,7 @@
               </wp:anchor>
             </w:drawing>
           </mc:Choice>
-          <mc:Fallback>
+          <mc:Fallback xmlns:w16sdtdh="http://schemas.microsoft.com/office/word/2020/wordml/sdtdatahash" xmlns:oel="http://schemas.microsoft.com/office/2019/extlst">
             <w:pict>
               <v:shape w14:anchorId="4174C1FA" id="Ink 234" o:spid="_x0000_s1026" type="#_x0000_t75" style="position:absolute;margin-left:43.9pt;margin-top:143.85pt;width:13.35pt;height:12.05pt;z-index:251873280;visibility:visible;mso-wrap-style:square;mso-wrap-distance-left:9pt;mso-wrap-distance-top:0;mso-wrap-distance-right:9pt;mso-wrap-distance-bottom:0;mso-position-horizontal:absolute;mso-position-horizontal-relative:text;mso-position-vertical:absolute;mso-position-vertical-relative:text" o:gfxdata="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">
                 <v:imagedata r:id="rId38" o:title=""/>
@@ -1850,7 +1850,7 @@
               </wp:anchor>
             </w:drawing>
           </mc:Choice>
-          <mc:Fallback>
+          <mc:Fallback xmlns:w16sdtdh="http://schemas.microsoft.com/office/word/2020/wordml/sdtdatahash" xmlns:oel="http://schemas.microsoft.com/office/2019/extlst">
             <w:pict>
               <v:shape w14:anchorId="1264742C" id="Ink 233" o:spid="_x0000_s1026" type="#_x0000_t75" style="position:absolute;margin-left:12.2pt;margin-top:142pt;width:16.75pt;height:14pt;z-index:251872256;visibility:visible;mso-wrap-style:square;mso-wrap-distance-left:9pt;mso-wrap-distance-top:0;mso-wrap-distance-right:9pt;mso-wrap-distance-bottom:0;mso-position-horizontal:absolute;mso-position-horizontal-relative:text;mso-position-vertical:absolute;mso-position-vertical-relative:text" o:gfxdata="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">
                 <v:imagedata r:id="rId40" o:title=""/>
@@ -1897,7 +1897,7 @@
               </wp:anchor>
             </w:drawing>
           </mc:Choice>
-          <mc:Fallback>
+          <mc:Fallback xmlns:w16sdtdh="http://schemas.microsoft.com/office/word/2020/wordml/sdtdatahash" xmlns:oel="http://schemas.microsoft.com/office/2019/extlst">
             <w:pict>
               <v:shape w14:anchorId="2C31057D" id="Ink 230" o:spid="_x0000_s1026" type="#_x0000_t75" style="position:absolute;margin-left:107.75pt;margin-top:110.45pt;width:12.9pt;height:15.1pt;z-index:251869184;visibility:visible;mso-wrap-style:square;mso-wrap-distance-left:9pt;mso-wrap-distance-top:0;mso-wrap-distance-right:9pt;mso-wrap-distance-bottom:0;mso-position-horizontal:absolute;mso-position-horizontal-relative:text;mso-position-vertical:absolute;mso-position-vertical-relative:text" o:gfxdata="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">
                 <v:imagedata r:id="rId42" o:title=""/>
@@ -1944,7 +1944,7 @@
               </wp:anchor>
             </w:drawing>
           </mc:Choice>
-          <mc:Fallback>
+          <mc:Fallback xmlns:w16sdtdh="http://schemas.microsoft.com/office/word/2020/wordml/sdtdatahash" xmlns:oel="http://schemas.microsoft.com/office/2019/extlst">
             <w:pict>
               <v:shape w14:anchorId="5B472DAF" id="Ink 229" o:spid="_x0000_s1026" type="#_x0000_t75" style="position:absolute;margin-left:74.65pt;margin-top:110pt;width:11.05pt;height:15pt;z-index:251868160;visibility:visible;mso-wrap-style:square;mso-wrap-distance-left:9pt;mso-wrap-distance-top:0;mso-wrap-distance-right:9pt;mso-wrap-distance-bottom:0;mso-position-horizontal:absolute;mso-position-horizontal-relative:text;mso-position-vertical:absolute;mso-position-vertical-relative:text" o:gfxdata="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">
                 <v:imagedata r:id="rId44" o:title=""/>
@@ -1991,7 +1991,7 @@
               </wp:anchor>
             </w:drawing>
           </mc:Choice>
-          <mc:Fallback>
+          <mc:Fallback xmlns:w16sdtdh="http://schemas.microsoft.com/office/word/2020/wordml/sdtdatahash" xmlns:oel="http://schemas.microsoft.com/office/2019/extlst">
             <w:pict>
               <v:shape w14:anchorId="7426CEAB" id="Ink 228" o:spid="_x0000_s1026" type="#_x0000_t75" style="position:absolute;margin-left:45.45pt;margin-top:110.95pt;width:12.5pt;height:14.15pt;z-index:251867136;visibility:visible;mso-wrap-style:square;mso-wrap-distance-left:9pt;mso-wrap-distance-top:0;mso-wrap-distance-right:9pt;mso-wrap-distance-bottom:0;mso-position-horizontal:absolute;mso-position-horizontal-relative:text;mso-position-vertical:absolute;mso-position-vertical-relative:text" o:gfxdata="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">
                 <v:imagedata r:id="rId46" o:title=""/>
@@ -2038,7 +2038,7 @@
               </wp:anchor>
             </w:drawing>
           </mc:Choice>
-          <mc:Fallback>
+          <mc:Fallback xmlns:w16sdtdh="http://schemas.microsoft.com/office/word/2020/wordml/sdtdatahash" xmlns:oel="http://schemas.microsoft.com/office/2019/extlst">
             <w:pict>
               <v:shape w14:anchorId="3012530B" id="Ink 226" o:spid="_x0000_s1026" type="#_x0000_t75" style="position:absolute;margin-left:14.75pt;margin-top:110.2pt;width:14.45pt;height:16.05pt;z-index:251865088;visibility:visible;mso-wrap-style:square;mso-wrap-distance-left:9pt;mso-wrap-distance-top:0;mso-wrap-distance-right:9pt;mso-wrap-distance-bottom:0;mso-position-horizontal:absolute;mso-position-horizontal-relative:text;mso-position-vertical:absolute;mso-position-vertical-relative:text" o:gfxdata="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">
                 <v:imagedata r:id="rId48" o:title=""/>
@@ -2085,7 +2085,7 @@
               </wp:anchor>
             </w:drawing>
           </mc:Choice>
-          <mc:Fallback>
+          <mc:Fallback xmlns:w16sdtdh="http://schemas.microsoft.com/office/word/2020/wordml/sdtdatahash" xmlns:oel="http://schemas.microsoft.com/office/2019/extlst">
             <w:pict>
               <v:shape w14:anchorId="462057BA" id="Ink 223" o:spid="_x0000_s1026" type="#_x0000_t75" style="position:absolute;margin-left:139.55pt;margin-top:78.6pt;width:14.45pt;height:13.45pt;z-index:251862016;visibility:visible;mso-wrap-style:square;mso-wrap-distance-left:9pt;mso-wrap-distance-top:0;mso-wrap-distance-right:9pt;mso-wrap-distance-bottom:0;mso-position-horizontal:absolute;mso-position-horizontal-relative:text;mso-position-vertical:absolute;mso-position-vertical-relative:text" o:gfxdata="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">
                 <v:imagedata r:id="rId50" o:title=""/>
@@ -2132,7 +2132,7 @@
               </wp:anchor>
             </w:drawing>
           </mc:Choice>
-          <mc:Fallback>
+          <mc:Fallback xmlns:w16sdtdh="http://schemas.microsoft.com/office/word/2020/wordml/sdtdatahash" xmlns:oel="http://schemas.microsoft.com/office/2019/extlst">
             <w:pict>
               <v:shape w14:anchorId="21EA6C7B" id="Ink 218" o:spid="_x0000_s1026" type="#_x0000_t75" style="position:absolute;margin-left:109.4pt;margin-top:79.7pt;width:10.9pt;height:12.9pt;z-index:251856896;visibility:visible;mso-wrap-style:square;mso-wrap-distance-left:9pt;mso-wrap-distance-top:0;mso-wrap-distance-right:9pt;mso-wrap-distance-bottom:0;mso-position-horizontal:absolute;mso-position-horizontal-relative:text;mso-position-vertical:absolute;mso-position-vertical-relative:text" o:gfxdata="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">
                 <v:imagedata r:id="rId52" o:title=""/>
@@ -2179,7 +2179,7 @@
               </wp:anchor>
             </w:drawing>
           </mc:Choice>
-          <mc:Fallback>
+          <mc:Fallback xmlns:w16sdtdh="http://schemas.microsoft.com/office/word/2020/wordml/sdtdatahash" xmlns:oel="http://schemas.microsoft.com/office/2019/extlst">
             <w:pict>
               <v:shape w14:anchorId="66EB1E36" id="Ink 219" o:spid="_x0000_s1026" type="#_x0000_t75" style="position:absolute;margin-left:78.95pt;margin-top:79.9pt;width:12.85pt;height:13.6pt;z-index:251857920;visibility:visible;mso-wrap-style:square;mso-wrap-distance-left:9pt;mso-wrap-distance-top:0;mso-wrap-distance-right:9pt;mso-wrap-distance-bottom:0;mso-position-horizontal:absolute;mso-position-horizontal-relative:text;mso-position-vertical:absolute;mso-position-vertical-relative:text" o:gfxdata="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">
                 <v:imagedata r:id="rId54" o:title=""/>
@@ -2226,7 +2226,7 @@
               </wp:anchor>
             </w:drawing>
           </mc:Choice>
-          <mc:Fallback>
+          <mc:Fallback xmlns:w16sdtdh="http://schemas.microsoft.com/office/word/2020/wordml/sdtdatahash" xmlns:oel="http://schemas.microsoft.com/office/2019/extlst">
             <w:pict>
               <v:shape w14:anchorId="229B407D" id="Ink 213" o:spid="_x0000_s1026" type="#_x0000_t75" style="position:absolute;margin-left:12.6pt;margin-top:79.1pt;width:14.2pt;height:12.55pt;z-index:251851776;visibility:visible;mso-wrap-style:square;mso-wrap-distance-left:9pt;mso-wrap-distance-top:0;mso-wrap-distance-right:9pt;mso-wrap-distance-bottom:0;mso-position-horizontal:absolute;mso-position-horizontal-relative:text;mso-position-vertical:absolute;mso-position-vertical-relative:text" o:gfxdata="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">
                 <v:imagedata r:id="rId56" o:title=""/>
@@ -2273,7 +2273,7 @@
               </wp:anchor>
             </w:drawing>
           </mc:Choice>
-          <mc:Fallback>
+          <mc:Fallback xmlns:w16sdtdh="http://schemas.microsoft.com/office/word/2020/wordml/sdtdatahash" xmlns:oel="http://schemas.microsoft.com/office/2019/extlst">
             <w:pict>
               <v:shape w14:anchorId="5EE2BA7E" id="Ink 212" o:spid="_x0000_s1026" type="#_x0000_t75" style="position:absolute;margin-left:46.35pt;margin-top:80.65pt;width:9.4pt;height:12.9pt;z-index:251850752;visibility:visible;mso-wrap-style:square;mso-wrap-distance-left:9pt;mso-wrap-distance-top:0;mso-wrap-distance-right:9pt;mso-wrap-distance-bottom:0;mso-position-horizontal:absolute;mso-position-horizontal-relative:text;mso-position-vertical:absolute;mso-position-vertical-relative:text" o:gfxdata="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">
                 <v:imagedata r:id="rId58" o:title=""/>
@@ -2320,7 +2320,7 @@
               </wp:anchor>
             </w:drawing>
           </mc:Choice>
-          <mc:Fallback>
+          <mc:Fallback xmlns:w16sdtdh="http://schemas.microsoft.com/office/word/2020/wordml/sdtdatahash" xmlns:oel="http://schemas.microsoft.com/office/2019/extlst">
             <w:pict>
               <v:shape w14:anchorId="4E2FF29C" id="Ink 209" o:spid="_x0000_s1026" type="#_x0000_t75" style="position:absolute;margin-left:140.7pt;margin-top:41.7pt;width:6.75pt;height:18.7pt;z-index:251847680;visibility:visible;mso-wrap-style:square;mso-wrap-distance-left:9pt;mso-wrap-distance-top:0;mso-wrap-distance-right:9pt;mso-wrap-distance-bottom:0;mso-position-horizontal:absolute;mso-position-horizontal-relative:text;mso-position-vertical:absolute;mso-position-vertical-relative:text" o:gfxdata="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">
                 <v:imagedata r:id="rId60" o:title=""/>
@@ -2367,7 +2367,7 @@
               </wp:anchor>
             </w:drawing>
           </mc:Choice>
-          <mc:Fallback>
+          <mc:Fallback xmlns:w16sdtdh="http://schemas.microsoft.com/office/word/2020/wordml/sdtdatahash" xmlns:oel="http://schemas.microsoft.com/office/2019/extlst">
             <w:pict>
               <v:shape w14:anchorId="6B415860" id="Ink 208" o:spid="_x0000_s1026" type="#_x0000_t75" style="position:absolute;margin-left:112.15pt;margin-top:42.2pt;width:7.4pt;height:15.7pt;z-index:251846656;visibility:visible;mso-wrap-style:square;mso-wrap-distance-left:9pt;mso-wrap-distance-top:0;mso-wrap-distance-right:9pt;mso-wrap-distance-bottom:0;mso-position-horizontal:absolute;mso-position-horizontal-relative:text;mso-position-vertical:absolute;mso-position-vertical-relative:text" o:gfxdata="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">
                 <v:imagedata r:id="rId62" o:title=""/>
@@ -2414,7 +2414,7 @@
               </wp:anchor>
             </w:drawing>
           </mc:Choice>
-          <mc:Fallback>
+          <mc:Fallback xmlns:w16sdtdh="http://schemas.microsoft.com/office/word/2020/wordml/sdtdatahash" xmlns:oel="http://schemas.microsoft.com/office/2019/extlst">
             <w:pict>
               <v:shape w14:anchorId="41442BCC" id="Ink 207" o:spid="_x0000_s1026" type="#_x0000_t75" style="position:absolute;margin-left:77.9pt;margin-top:44.4pt;width:8.45pt;height:14.15pt;z-index:251845632;visibility:visible;mso-wrap-style:square;mso-wrap-distance-left:9pt;mso-wrap-distance-top:0;mso-wrap-distance-right:9pt;mso-wrap-distance-bottom:0;mso-position-horizontal:absolute;mso-position-horizontal-relative:text;mso-position-vertical:absolute;mso-position-vertical-relative:text" o:gfxdata="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">
                 <v:imagedata r:id="rId64" o:title=""/>
@@ -2461,7 +2461,7 @@
               </wp:anchor>
             </w:drawing>
           </mc:Choice>
-          <mc:Fallback>
+          <mc:Fallback xmlns:w16sdtdh="http://schemas.microsoft.com/office/word/2020/wordml/sdtdatahash" xmlns:oel="http://schemas.microsoft.com/office/2019/extlst">
             <w:pict>
               <v:shape w14:anchorId="306A661A" id="Ink 206" o:spid="_x0000_s1026" type="#_x0000_t75" style="position:absolute;margin-left:46.1pt;margin-top:44.55pt;width:8.5pt;height:15.55pt;z-index:251844608;visibility:visible;mso-wrap-style:square;mso-wrap-distance-left:9pt;mso-wrap-distance-top:0;mso-wrap-distance-right:9pt;mso-wrap-distance-bottom:0;mso-position-horizontal:absolute;mso-position-horizontal-relative:text;mso-position-vertical:absolute;mso-position-vertical-relative:text" o:gfxdata="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">
                 <v:imagedata r:id="rId66" o:title=""/>
@@ -2508,7 +2508,7 @@
               </wp:anchor>
             </w:drawing>
           </mc:Choice>
-          <mc:Fallback>
+          <mc:Fallback xmlns:w16sdtdh="http://schemas.microsoft.com/office/word/2020/wordml/sdtdatahash" xmlns:oel="http://schemas.microsoft.com/office/2019/extlst">
             <w:pict>
               <v:shape w14:anchorId="351A284E" id="Ink 205" o:spid="_x0000_s1026" type="#_x0000_t75" style="position:absolute;margin-left:14.1pt;margin-top:41.7pt;width:8.65pt;height:16.9pt;z-index:251843584;visibility:visible;mso-wrap-style:square;mso-wrap-distance-left:9pt;mso-wrap-distance-top:0;mso-wrap-distance-right:9pt;mso-wrap-distance-bottom:0;mso-position-horizontal:absolute;mso-position-horizontal-relative:text;mso-position-vertical:absolute;mso-position-vertical-relative:text" o:gfxdata="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">
                 <v:imagedata r:id="rId68" o:title=""/>
@@ -2555,7 +2555,7 @@
               </wp:anchor>
             </w:drawing>
           </mc:Choice>
-          <mc:Fallback>
+          <mc:Fallback xmlns:w16sdtdh="http://schemas.microsoft.com/office/word/2020/wordml/sdtdatahash" xmlns:oel="http://schemas.microsoft.com/office/2019/extlst">
             <w:pict>
               <v:shape w14:anchorId="138E920E" id="Ink 204" o:spid="_x0000_s1026" type="#_x0000_t75" style="position:absolute;margin-left:142.4pt;margin-top:14.6pt;width:9.3pt;height:12.45pt;z-index:251842560;visibility:visible;mso-wrap-style:square;mso-wrap-distance-left:9pt;mso-wrap-distance-top:0;mso-wrap-distance-right:9pt;mso-wrap-distance-bottom:0;mso-position-horizontal:absolute;mso-position-horizontal-relative:text;mso-position-vertical:absolute;mso-position-vertical-relative:text" o:gfxdata="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">
                 <v:imagedata r:id="rId70" o:title=""/>
@@ -2602,7 +2602,7 @@
               </wp:anchor>
             </w:drawing>
           </mc:Choice>
-          <mc:Fallback>
+          <mc:Fallback xmlns:w16sdtdh="http://schemas.microsoft.com/office/word/2020/wordml/sdtdatahash" xmlns:oel="http://schemas.microsoft.com/office/2019/extlst">
             <w:pict>
               <v:shape w14:anchorId="14DBFE6B" id="Ink 201" o:spid="_x0000_s1026" type="#_x0000_t75" style="position:absolute;margin-left:111.4pt;margin-top:15.3pt;width:9.05pt;height:11.9pt;z-index:251839488;visibility:visible;mso-wrap-style:square;mso-wrap-distance-left:9pt;mso-wrap-distance-top:0;mso-wrap-distance-right:9pt;mso-wrap-distance-bottom:0;mso-position-horizontal:absolute;mso-position-horizontal-relative:text;mso-position-vertical:absolute;mso-position-vertical-relative:text" o:gfxdata="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">
                 <v:imagedata r:id="rId72" o:title=""/>
@@ -2649,7 +2649,7 @@
               </wp:anchor>
             </w:drawing>
           </mc:Choice>
-          <mc:Fallback>
+          <mc:Fallback xmlns:w16sdtdh="http://schemas.microsoft.com/office/word/2020/wordml/sdtdatahash" xmlns:oel="http://schemas.microsoft.com/office/2019/extlst">
             <w:pict>
               <v:shape w14:anchorId="086D666F" id="Ink 200" o:spid="_x0000_s1026" type="#_x0000_t75" style="position:absolute;margin-left:76.9pt;margin-top:14.8pt;width:7.5pt;height:11.3pt;z-index:251838464;visibility:visible;mso-wrap-style:square;mso-wrap-distance-left:9pt;mso-wrap-distance-top:0;mso-wrap-distance-right:9pt;mso-wrap-distance-bottom:0;mso-position-horizontal:absolute;mso-position-horizontal-relative:text;mso-position-vertical:absolute;mso-position-vertical-relative:text" o:gfxdata="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">
                 <v:imagedata r:id="rId74" o:title=""/>
@@ -2696,7 +2696,7 @@
               </wp:anchor>
             </w:drawing>
           </mc:Choice>
-          <mc:Fallback>
+          <mc:Fallback xmlns:w16sdtdh="http://schemas.microsoft.com/office/word/2020/wordml/sdtdatahash" xmlns:oel="http://schemas.microsoft.com/office/2019/extlst">
             <w:pict>
               <v:shape w14:anchorId="7E3B25EE" id="Ink 199" o:spid="_x0000_s1026" type="#_x0000_t75" style="position:absolute;margin-left:49.5pt;margin-top:14.6pt;width:2.35pt;height:12.65pt;z-index:251837440;visibility:visible;mso-wrap-style:square;mso-wrap-distance-left:9pt;mso-wrap-distance-top:0;mso-wrap-distance-right:9pt;mso-wrap-distance-bottom:0;mso-position-horizontal:absolute;mso-position-horizontal-relative:text;mso-position-vertical:absolute;mso-position-vertical-relative:text" o:gfxdata="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">
                 <v:imagedata r:id="rId76" o:title=""/>
@@ -2743,7 +2743,7 @@
               </wp:anchor>
             </w:drawing>
           </mc:Choice>
-          <mc:Fallback>
+          <mc:Fallback xmlns:w16sdtdh="http://schemas.microsoft.com/office/word/2020/wordml/sdtdatahash" xmlns:oel="http://schemas.microsoft.com/office/2019/extlst">
             <w:pict>
               <v:shape w14:anchorId="61422E44" id="Ink 198" o:spid="_x0000_s1026" type="#_x0000_t75" style="position:absolute;margin-left:15.8pt;margin-top:14.45pt;width:10.5pt;height:11.7pt;z-index:251836416;visibility:visible;mso-wrap-style:square;mso-wrap-distance-left:9pt;mso-wrap-distance-top:0;mso-wrap-distance-right:9pt;mso-wrap-distance-bottom:0;mso-position-horizontal:absolute;mso-position-horizontal-relative:text;mso-position-vertical:absolute;mso-position-vertical-relative:text" o:gfxdata="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">
                 <v:imagedata r:id="rId78" o:title=""/>
@@ -2953,7 +2953,7 @@
               </wp:anchor>
             </w:drawing>
           </mc:Choice>
-          <mc:Fallback>
+          <mc:Fallback xmlns:w16sdtdh="http://schemas.microsoft.com/office/word/2020/wordml/sdtdatahash" xmlns:oel="http://schemas.microsoft.com/office/2019/extlst">
             <w:pict>
               <v:shape w14:anchorId="3DFCEBF3" id="_x0000_s1029" type="#_x0000_t202" style="position:absolute;margin-left:335.05pt;margin-top:2.6pt;width:80.4pt;height:110.6pt;z-index:251954176;visibility:visible;mso-wrap-style:square;mso-width-percent:0;mso-height-percent:200;mso-wrap-distance-left:9pt;mso-wrap-distance-top:3.6pt;mso-wrap-distance-right:9pt;mso-wrap-distance-bottom:3.6pt;mso-position-horizontal:absolute;mso-position-horizontal-relative:text;mso-position-vertical:absolute;mso-position-vertical-relative:text;mso-width-percent:0;mso-height-percent:200;mso-width-relative:margin;mso-height-relative:margin;v-text-anchor:top" o:gfxdata="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" stroked="f">
                 <v:textbox style="mso-fit-shape-to-text:t">
@@ -3073,7 +3073,7 @@
               </wp:anchor>
             </w:drawing>
           </mc:Choice>
-          <mc:Fallback>
+          <mc:Fallback xmlns:w16sdtdh="http://schemas.microsoft.com/office/word/2020/wordml/sdtdatahash" xmlns:oel="http://schemas.microsoft.com/office/2019/extlst">
             <w:pict>
               <v:shape w14:anchorId="01867B7A" id="_x0000_s1030" type="#_x0000_t202" style="position:absolute;margin-left:353.8pt;margin-top:114.65pt;width:80.4pt;height:110.6pt;z-index:251958272;visibility:visible;mso-wrap-style:square;mso-width-percent:0;mso-height-percent:200;mso-wrap-distance-left:9pt;mso-wrap-distance-top:3.6pt;mso-wrap-distance-right:9pt;mso-wrap-distance-bottom:3.6pt;mso-position-horizontal:absolute;mso-position-horizontal-relative:text;mso-position-vertical:absolute;mso-position-vertical-relative:text;mso-width-percent:0;mso-height-percent:200;mso-width-relative:margin;mso-height-relative:margin;v-text-anchor:top" o:gfxdata="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" stroked="f">
                 <v:textbox style="mso-fit-shape-to-text:t">
@@ -3191,7 +3191,7 @@
               </wp:anchor>
             </w:drawing>
           </mc:Choice>
-          <mc:Fallback>
+          <mc:Fallback xmlns:w16sdtdh="http://schemas.microsoft.com/office/word/2020/wordml/sdtdatahash" xmlns:oel="http://schemas.microsoft.com/office/2019/extlst">
             <w:pict>
               <v:shape w14:anchorId="7E673806" id="_x0000_s1031" type="#_x0000_t202" style="position:absolute;margin-left:339.45pt;margin-top:57pt;width:80.4pt;height:110.6pt;z-index:251956224;visibility:visible;mso-wrap-style:square;mso-width-percent:0;mso-height-percent:200;mso-wrap-distance-left:9pt;mso-wrap-distance-top:3.6pt;mso-wrap-distance-right:9pt;mso-wrap-distance-bottom:3.6pt;mso-position-horizontal:absolute;mso-position-horizontal-relative:text;mso-position-vertical:absolute;mso-position-vertical-relative:text;mso-width-percent:0;mso-height-percent:200;mso-width-relative:margin;mso-height-relative:margin;v-text-anchor:top" o:gfxdata="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" stroked="f">
                 <v:textbox style="mso-fit-shape-to-text:t">
@@ -3267,7 +3267,7 @@
               </wp:anchor>
             </w:drawing>
           </mc:Choice>
-          <mc:Fallback>
+          <mc:Fallback xmlns:w16sdtdh="http://schemas.microsoft.com/office/word/2020/wordml/sdtdatahash" xmlns:oel="http://schemas.microsoft.com/office/2019/extlst">
             <w:pict>
               <v:shape w14:anchorId="3C0972C5" id="Ink 305" o:spid="_x0000_s1026" type="#_x0000_t75" style="position:absolute;margin-left:220.55pt;margin-top:64.9pt;width:145.35pt;height:61.35pt;z-index:251938816;visibility:visible;mso-wrap-style:square;mso-width-percent:0;mso-height-percent:0;mso-wrap-distance-left:9pt;mso-wrap-distance-top:0;mso-wrap-distance-right:9pt;mso-wrap-distance-bottom:0;mso-position-horizontal:absolute;mso-position-horizontal-relative:text;mso-position-vertical:absolute;mso-position-vertical-relative:text;mso-width-percent:0;mso-height-percent:0;mso-width-relative:margin;mso-height-relative:margin" o:gfxdata="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">
                 <v:imagedata r:id="rId81" o:title=""/>
@@ -3320,7 +3320,7 @@
               </wp:anchor>
             </w:drawing>
           </mc:Choice>
-          <mc:Fallback>
+          <mc:Fallback xmlns:w16sdtdh="http://schemas.microsoft.com/office/word/2020/wordml/sdtdatahash" xmlns:oel="http://schemas.microsoft.com/office/2019/extlst">
             <w:pict>
               <v:shape w14:anchorId="79298BD5" id="Ink 290" o:spid="_x0000_s1026" type="#_x0000_t75" style="position:absolute;margin-left:243.95pt;margin-top:-2.15pt;width:99.45pt;height:106.9pt;z-index:251923456;visibility:visible;mso-wrap-style:square;mso-width-percent:0;mso-height-percent:0;mso-wrap-distance-left:9pt;mso-wrap-distance-top:0;mso-wrap-distance-right:9pt;mso-wrap-distance-bottom:0;mso-position-horizontal:absolute;mso-position-horizontal-relative:text;mso-position-vertical:absolute;mso-position-vertical-relative:text;mso-width-percent:0;mso-height-percent:0;mso-width-relative:margin;mso-height-relative:margin" o:gfxdata="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">
                 <v:imagedata r:id="rId83" o:title=""/>
@@ -4165,7 +4165,7 @@
               </wp:anchor>
             </w:drawing>
           </mc:Choice>
-          <mc:Fallback>
+          <mc:Fallback xmlns:w16sdtdh="http://schemas.microsoft.com/office/word/2020/wordml/sdtdatahash" xmlns:oel="http://schemas.microsoft.com/office/2019/extlst">
             <w:pict>
               <v:shape w14:anchorId="43124165" id="_x0000_s1032" type="#_x0000_t202" style="position:absolute;margin-left:217.25pt;margin-top:.6pt;width:185.9pt;height:110.6pt;z-index:251945984;visibility:visible;mso-wrap-style:square;mso-width-percent:400;mso-height-percent:200;mso-wrap-distance-left:9pt;mso-wrap-distance-top:3.6pt;mso-wrap-distance-right:9pt;mso-wrap-distance-bottom:3.6pt;mso-position-horizontal:absolute;mso-position-horizontal-relative:text;mso-position-vertical:absolute;mso-position-vertical-relative:text;mso-width-percent:400;mso-height-percent:200;mso-width-relative:margin;mso-height-relative:margin;v-text-anchor:top" o:gfxdata="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" stroked="f">
                 <v:textbox style="mso-fit-shape-to-text:t">
@@ -4229,7 +4229,7 @@
               </wp:anchor>
             </w:drawing>
           </mc:Choice>
-          <mc:Fallback>
+          <mc:Fallback xmlns:w16sdtdh="http://schemas.microsoft.com/office/word/2020/wordml/sdtdatahash" xmlns:oel="http://schemas.microsoft.com/office/2019/extlst">
             <w:pict>
               <v:shape w14:anchorId="6E43B891" id="Ink 313" o:spid="_x0000_s1026" type="#_x0000_t75" style="position:absolute;margin-left:107.7pt;margin-top:-7pt;width:108.5pt;height:45.85pt;z-index:251943936;visibility:visible;mso-wrap-style:square;mso-wrap-distance-left:9pt;mso-wrap-distance-top:0;mso-wrap-distance-right:9pt;mso-wrap-distance-bottom:0;mso-position-horizontal:absolute;mso-position-horizontal-relative:text;mso-position-vertical:absolute;mso-position-vertical-relative:text" o:gfxdata="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">
                 <v:imagedata r:id="rId86" o:title=""/>
@@ -4392,7 +4392,7 @@
               </wp:anchor>
             </w:drawing>
           </mc:Choice>
-          <mc:Fallback>
+          <mc:Fallback xmlns:w16sdtdh="http://schemas.microsoft.com/office/word/2020/wordml/sdtdatahash" xmlns:oel="http://schemas.microsoft.com/office/2019/extlst">
             <w:pict>
               <v:shape w14:anchorId="1F5F45A8" id="_x0000_s1033" type="#_x0000_t202" style="position:absolute;margin-left:359.1pt;margin-top:31.35pt;width:133.75pt;height:52pt;z-index:251963392;visibility:visible;mso-wrap-style:square;mso-width-percent:0;mso-height-percent:0;mso-wrap-distance-left:9pt;mso-wrap-distance-top:3.6pt;mso-wrap-distance-right:9pt;mso-wrap-distance-bottom:3.6pt;mso-position-horizontal:absolute;mso-position-horizontal-relative:text;mso-position-vertical:absolute;mso-position-vertical-relative:text;mso-width-percent:0;mso-height-percent:0;mso-width-relative:margin;mso-height-relative:margin;v-text-anchor:top" o:gfxdata="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" stroked="f">
                 <v:textbox>
@@ -4472,7 +4472,7 @@
               </wp:anchor>
             </w:drawing>
           </mc:Choice>
-          <mc:Fallback>
+          <mc:Fallback xmlns:w16sdtdh="http://schemas.microsoft.com/office/word/2020/wordml/sdtdatahash" xmlns:oel="http://schemas.microsoft.com/office/2019/extlst">
             <w:pict>
               <v:shape w14:anchorId="223501C4" id="Ink 324" o:spid="_x0000_s1026" type="#_x0000_t75" style="position:absolute;margin-left:234.8pt;margin-top:56.6pt;width:121.55pt;height:115.9pt;z-index:251961344;visibility:visible;mso-wrap-style:square;mso-wrap-distance-left:9pt;mso-wrap-distance-top:0;mso-wrap-distance-right:9pt;mso-wrap-distance-bottom:0;mso-position-horizontal:absolute;mso-position-horizontal-relative:text;mso-position-vertical:absolute;mso-position-vertical-relative:text" o:gfxdata="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">
                 <v:imagedata r:id="rId89" o:title=""/>
@@ -4627,7 +4627,7 @@
               </wp:anchor>
             </w:drawing>
           </mc:Choice>
-          <mc:Fallback>
+          <mc:Fallback xmlns:w16sdtdh="http://schemas.microsoft.com/office/word/2020/wordml/sdtdatahash" xmlns:oel="http://schemas.microsoft.com/office/2019/extlst">
             <w:pict>
               <v:shape w14:anchorId="290B9924" id="_x0000_s1034" type="#_x0000_t202" style="position:absolute;margin-left:262.7pt;margin-top:17.05pt;width:185.9pt;height:110.6pt;z-index:251970560;visibility:visible;mso-wrap-style:square;mso-width-percent:400;mso-height-percent:200;mso-wrap-distance-left:9pt;mso-wrap-distance-top:3.6pt;mso-wrap-distance-right:9pt;mso-wrap-distance-bottom:3.6pt;mso-position-horizontal:absolute;mso-position-horizontal-relative:text;mso-position-vertical:absolute;mso-position-vertical-relative:text;mso-width-percent:400;mso-height-percent:200;mso-width-relative:margin;mso-height-relative:margin;v-text-anchor:top" o:gfxdata="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" stroked="f">
                 <v:textbox style="mso-fit-shape-to-text:t">
@@ -4691,7 +4691,7 @@
               </wp:anchor>
             </w:drawing>
           </mc:Choice>
-          <mc:Fallback>
+          <mc:Fallback xmlns:w16sdtdh="http://schemas.microsoft.com/office/word/2020/wordml/sdtdatahash" xmlns:oel="http://schemas.microsoft.com/office/2019/extlst">
             <w:pict>
               <v:shape w14:anchorId="7753705B" id="Ink 337" o:spid="_x0000_s1026" type="#_x0000_t75" style="position:absolute;margin-left:33.05pt;margin-top:39.6pt;width:230.5pt;height:24.1pt;z-index:251968512;visibility:visible;mso-wrap-style:square;mso-wrap-distance-left:9pt;mso-wrap-distance-top:0;mso-wrap-distance-right:9pt;mso-wrap-distance-bottom:0;mso-position-horizontal:absolute;mso-position-horizontal-relative:text;mso-position-vertical:absolute;mso-position-vertical-relative:text" o:gfxdata="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">
                 <v:imagedata r:id="rId91" o:title=""/>
@@ -4738,7 +4738,7 @@
               </wp:anchor>
             </w:drawing>
           </mc:Choice>
-          <mc:Fallback>
+          <mc:Fallback xmlns:w16sdtdh="http://schemas.microsoft.com/office/word/2020/wordml/sdtdatahash" xmlns:oel="http://schemas.microsoft.com/office/2019/extlst">
             <w:pict>
               <v:shape w14:anchorId="593CCDC6" id="Ink 336" o:spid="_x0000_s1026" type="#_x0000_t75" style="position:absolute;margin-left:111.65pt;margin-top:-7.15pt;width:152.7pt;height:48.15pt;z-index:251967488;visibility:visible;mso-wrap-style:square;mso-wrap-distance-left:9pt;mso-wrap-distance-top:0;mso-wrap-distance-right:9pt;mso-wrap-distance-bottom:0;mso-position-horizontal:absolute;mso-position-horizontal-relative:text;mso-position-vertical:absolute;mso-position-vertical-relative:text" o:gfxdata="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">
                 <v:imagedata r:id="rId93" o:title=""/>
@@ -4785,7 +4785,7 @@
               </wp:anchor>
             </w:drawing>
           </mc:Choice>
-          <mc:Fallback>
+          <mc:Fallback xmlns:w16sdtdh="http://schemas.microsoft.com/office/word/2020/wordml/sdtdatahash" xmlns:oel="http://schemas.microsoft.com/office/2019/extlst">
             <w:pict>
               <v:shape w14:anchorId="515DAB15" id="Ink 329" o:spid="_x0000_s1026" type="#_x0000_t75" style="position:absolute;margin-left:-4.3pt;margin-top:21.75pt;width:41.7pt;height:48.65pt;z-index:251964416;visibility:visible;mso-wrap-style:square;mso-wrap-distance-left:9pt;mso-wrap-distance-top:0;mso-wrap-distance-right:9pt;mso-wrap-distance-bottom:0;mso-position-horizontal:absolute;mso-position-horizontal-relative:text;mso-position-vertical:absolute;mso-position-vertical-relative:text" o:gfxdata="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">
                 <v:imagedata r:id="rId95" o:title=""/>
@@ -5585,7 +5585,7 @@
               </wp:anchor>
             </w:drawing>
           </mc:Choice>
-          <mc:Fallback>
+          <mc:Fallback xmlns:w16sdtdh="http://schemas.microsoft.com/office/word/2020/wordml/sdtdatahash" xmlns:oel="http://schemas.microsoft.com/office/2019/extlst">
             <w:pict>
               <v:shape w14:anchorId="6E819F74" id="_x0000_s1035" type="#_x0000_t202" style="position:absolute;margin-left:82.55pt;margin-top:19.1pt;width:133.75pt;height:63.1pt;z-index:251975680;visibility:visible;mso-wrap-style:square;mso-width-percent:0;mso-height-percent:0;mso-wrap-distance-left:9pt;mso-wrap-distance-top:3.6pt;mso-wrap-distance-right:9pt;mso-wrap-distance-bottom:3.6pt;mso-position-horizontal:right;mso-position-horizontal-relative:margin;mso-position-vertical:absolute;mso-position-vertical-relative:text;mso-width-percent:0;mso-height-percent:0;mso-width-relative:margin;mso-height-relative:margin;v-text-anchor:top" o:gfxdata="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" stroked="f">
                 <v:textbox>
@@ -5677,7 +5677,7 @@
               </wp:anchor>
             </w:drawing>
           </mc:Choice>
-          <mc:Fallback>
+          <mc:Fallback xmlns:w16sdtdh="http://schemas.microsoft.com/office/word/2020/wordml/sdtdatahash" xmlns:oel="http://schemas.microsoft.com/office/2019/extlst">
             <w:pict>
               <v:shape w14:anchorId="74ACA705" id="Ink 344" o:spid="_x0000_s1026" type="#_x0000_t75" style="position:absolute;margin-left:-4.8pt;margin-top:34.9pt;width:335.3pt;height:131.1pt;z-index:251973632;visibility:visible;mso-wrap-style:square;mso-wrap-distance-left:9pt;mso-wrap-distance-top:0;mso-wrap-distance-right:9pt;mso-wrap-distance-bottom:0;mso-position-horizontal:absolute;mso-position-horizontal-relative:text;mso-position-vertical:absolute;mso-position-vertical-relative:text" o:gfxdata="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">
                 <v:imagedata r:id="rId98" o:title=""/>
@@ -5857,7 +5857,21 @@
           <w:rFonts w:ascii="Calibri" w:hAnsi="Calibri"/>
           <w:color w:val="000000"/>
         </w:rPr>
-        <w:t xml:space="preserve"> will only execute if a column is complete, </w:t>
+        <w:t xml:space="preserve"> will only execute if a </w:t>
+      </w:r>
+      <w:r>
+        <w:rPr>
+          <w:rFonts w:ascii="Calibri" w:hAnsi="Calibri"/>
+          <w:color w:val="000000"/>
+        </w:rPr>
+        <w:t>row</w:t>
+      </w:r>
+      <w:r>
+        <w:rPr>
+          <w:rFonts w:ascii="Calibri" w:hAnsi="Calibri"/>
+          <w:color w:val="000000"/>
+        </w:rPr>
+        <w:t xml:space="preserve"> is complete, </w:t>
       </w:r>
     </w:p>
     <w:p>
@@ -5961,7 +5975,7 @@
               </wp:anchor>
             </w:drawing>
           </mc:Choice>
-          <mc:Fallback>
+          <mc:Fallback xmlns:w16sdtdh="http://schemas.microsoft.com/office/word/2020/wordml/sdtdatahash" xmlns:oel="http://schemas.microsoft.com/office/2019/extlst">
             <w:pict>
               <v:shape w14:anchorId="48A9108B" id="_x0000_s1036" type="#_x0000_t202" style="position:absolute;margin-left:244.9pt;margin-top:14.15pt;width:133.75pt;height:63.1pt;z-index:251979776;visibility:visible;mso-wrap-style:square;mso-width-percent:0;mso-height-percent:0;mso-wrap-distance-left:9pt;mso-wrap-distance-top:3.6pt;mso-wrap-distance-right:9pt;mso-wrap-distance-bottom:3.6pt;mso-position-horizontal:absolute;mso-position-horizontal-relative:margin;mso-position-vertical:absolute;mso-position-vertical-relative:text;mso-width-percent:0;mso-height-percent:0;mso-width-relative:margin;mso-height-relative:margin;v-text-anchor:top" o:gfxdata="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" stroked="f">
                 <v:textbox>
@@ -6031,7 +6045,7 @@
               </wp:anchor>
             </w:drawing>
           </mc:Choice>
-          <mc:Fallback>
+          <mc:Fallback xmlns:w16sdtdh="http://schemas.microsoft.com/office/word/2020/wordml/sdtdatahash" xmlns:oel="http://schemas.microsoft.com/office/2019/extlst">
             <w:pict>
               <v:shape w14:anchorId="4483AC33" id="Ink 348" o:spid="_x0000_s1026" type="#_x0000_t75" style="position:absolute;margin-left:161.05pt;margin-top:30.85pt;width:83.55pt;height:12.55pt;z-index:251977728;visibility:visible;mso-wrap-style:square;mso-wrap-distance-left:9pt;mso-wrap-distance-top:0;mso-wrap-distance-right:9pt;mso-wrap-distance-bottom:0;mso-position-horizontal:absolute;mso-position-horizontal-relative:text;mso-position-vertical:absolute;mso-position-vertical-relative:text" o:gfxdata="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">
                 <v:imagedata r:id="rId100" o:title=""/>
@@ -6078,7 +6092,7 @@
               </wp:anchor>
             </w:drawing>
           </mc:Choice>
-          <mc:Fallback>
+          <mc:Fallback xmlns:w16sdtdh="http://schemas.microsoft.com/office/word/2020/wordml/sdtdatahash" xmlns:oel="http://schemas.microsoft.com/office/2019/extlst">
             <w:pict>
               <v:shape w14:anchorId="62EE6072" id="Ink 347" o:spid="_x0000_s1026" type="#_x0000_t75" style="position:absolute;margin-left:-11.6pt;margin-top:22.3pt;width:174.2pt;height:53.3pt;z-index:251976704;visibility:visible;mso-wrap-style:square;mso-wrap-distance-left:9pt;mso-wrap-distance-top:0;mso-wrap-distance-right:9pt;mso-wrap-distance-bottom:0;mso-position-horizontal:absolute;mso-position-horizontal-relative:text;mso-position-vertical:absolute;mso-position-vertical-relative:text" o:gfxdata="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">
                 <v:imagedata r:id="rId102" o:title=""/>
@@ -6183,7 +6197,7 @@
               </wp:anchor>
             </w:drawing>
           </mc:Choice>
-          <mc:Fallback>
+          <mc:Fallback xmlns:w16sdtdh="http://schemas.microsoft.com/office/word/2020/wordml/sdtdatahash" xmlns:oel="http://schemas.microsoft.com/office/2019/extlst">
             <w:pict>
               <v:shape w14:anchorId="1E179CD5" id="Ink 354" o:spid="_x0000_s1026" type="#_x0000_t75" style="position:absolute;margin-left:161.05pt;margin-top:22.85pt;width:79.35pt;height:15pt;z-index:251983872;visibility:visible;mso-wrap-style:square;mso-wrap-distance-left:9pt;mso-wrap-distance-top:0;mso-wrap-distance-right:9pt;mso-wrap-distance-bottom:0;mso-position-horizontal:absolute;mso-position-horizontal-relative:text;mso-position-vertical:absolute;mso-position-vertical-relative:text" o:gfxdata="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">
                 <v:imagedata r:id="rId104" o:title=""/>
@@ -6252,7 +6266,19 @@
                               <w:rPr>
                                 <w:color w:val="FF0000"/>
                               </w:rPr>
-                              <w:t>When ENTER is clicked, nothing will happen because the column is not full</w:t>
+                              <w:t xml:space="preserve">When ENTER is clicked, nothing will happen because the </w:t>
+                            </w:r>
+                            <w:r>
+                              <w:rPr>
+                                <w:color w:val="FF0000"/>
+                              </w:rPr>
+                              <w:t>row</w:t>
+                            </w:r>
+                            <w:r>
+                              <w:rPr>
+                                <w:color w:val="FF0000"/>
+                              </w:rPr>
+                              <w:t xml:space="preserve"> is not full</w:t>
                             </w:r>
                           </w:p>
                         </w:txbxContent>
@@ -6274,7 +6300,11 @@
           </mc:Choice>
           <mc:Fallback>
             <w:pict>
-              <v:shape w14:anchorId="55221832" id="_x0000_s1037" type="#_x0000_t202" style="position:absolute;margin-left:246.65pt;margin-top:.85pt;width:133.75pt;height:63.1pt;z-index:251982848;visibility:visible;mso-wrap-style:square;mso-width-percent:0;mso-height-percent:0;mso-wrap-distance-left:9pt;mso-wrap-distance-top:3.6pt;mso-wrap-distance-right:9pt;mso-wrap-distance-bottom:3.6pt;mso-position-horizontal:absolute;mso-position-horizontal-relative:margin;mso-position-vertical:absolute;mso-position-vertical-relative:text;mso-width-percent:0;mso-height-percent:0;mso-width-relative:margin;mso-height-relative:margin;v-text-anchor:top" o:gfxdata="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" stroked="f">
+              <v:shapetype w14:anchorId="55221832" id="_x0000_t202" coordsize="21600,21600" o:spt="202" path="m,l,21600r21600,l21600,xe">
+                <v:stroke joinstyle="miter"/>
+                <v:path gradientshapeok="t" o:connecttype="rect"/>
+              </v:shapetype>
+              <v:shape id="_x0000_s1037" type="#_x0000_t202" style="position:absolute;margin-left:246.65pt;margin-top:.85pt;width:133.75pt;height:63.1pt;z-index:251982848;visibility:visible;mso-wrap-style:square;mso-width-percent:0;mso-height-percent:0;mso-wrap-distance-left:9pt;mso-wrap-distance-top:3.6pt;mso-wrap-distance-right:9pt;mso-wrap-distance-bottom:3.6pt;mso-position-horizontal:absolute;mso-position-horizontal-relative:margin;mso-position-vertical:absolute;mso-position-vertical-relative:text;mso-width-percent:0;mso-height-percent:0;mso-width-relative:margin;mso-height-relative:margin;v-text-anchor:top" o:gfxdata="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" stroked="f">
                 <v:textbox>
                   <w:txbxContent>
                     <w:p>
@@ -6287,7 +6317,19 @@
                         <w:rPr>
                           <w:color w:val="FF0000"/>
                         </w:rPr>
-                        <w:t>When ENTER is clicked, nothing will happen because the column is not full</w:t>
+                        <w:t xml:space="preserve">When ENTER is clicked, nothing will happen because the </w:t>
+                      </w:r>
+                      <w:r>
+                        <w:rPr>
+                          <w:color w:val="FF0000"/>
+                        </w:rPr>
+                        <w:t>row</w:t>
+                      </w:r>
+                      <w:r>
+                        <w:rPr>
+                          <w:color w:val="FF0000"/>
+                        </w:rPr>
+                        <w:t xml:space="preserve"> is not full</w:t>
                       </w:r>
                     </w:p>
                   </w:txbxContent>
@@ -6336,7 +6378,7 @@
               </wp:anchor>
             </w:drawing>
           </mc:Choice>
-          <mc:Fallback>
+          <mc:Fallback xmlns:w16sdtdh="http://schemas.microsoft.com/office/word/2020/wordml/sdtdatahash" xmlns:oel="http://schemas.microsoft.com/office/2019/extlst">
             <w:pict>
               <v:shape w14:anchorId="00324A13" id="Ink 351" o:spid="_x0000_s1026" type="#_x0000_t75" style="position:absolute;margin-left:-4.8pt;margin-top:17.2pt;width:170.05pt;height:54pt;z-index:251980800;visibility:visible;mso-wrap-style:square;mso-wrap-distance-left:9pt;mso-wrap-distance-top:0;mso-wrap-distance-right:9pt;mso-wrap-distance-bottom:0;mso-position-horizontal:absolute;mso-position-horizontal-relative:text;mso-position-vertical:absolute;mso-position-vertical-relative:text" o:gfxdata="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">
                 <v:imagedata r:id="rId106" o:title=""/>
@@ -6714,7 +6756,35 @@
                 <w:rFonts w:ascii="Calibri" w:hAnsi="Calibri"/>
                 <w:color w:val="000000"/>
               </w:rPr>
-              <w:t xml:space="preserve"> should only check the word if the last column is complete.  You can keep track of which column is complete with a </w:t>
+              <w:t xml:space="preserve"> should only check the word if the last </w:t>
+            </w:r>
+            <w:r>
+              <w:rPr>
+                <w:rFonts w:ascii="Calibri" w:hAnsi="Calibri"/>
+                <w:color w:val="000000"/>
+              </w:rPr>
+              <w:t>row</w:t>
+            </w:r>
+            <w:r>
+              <w:rPr>
+                <w:rFonts w:ascii="Calibri" w:hAnsi="Calibri"/>
+                <w:color w:val="000000"/>
+              </w:rPr>
+              <w:t xml:space="preserve"> is complete.  You can keep track of which </w:t>
+            </w:r>
+            <w:r>
+              <w:rPr>
+                <w:rFonts w:ascii="Calibri" w:hAnsi="Calibri"/>
+                <w:color w:val="000000"/>
+              </w:rPr>
+              <w:t>row</w:t>
+            </w:r>
+            <w:r>
+              <w:rPr>
+                <w:rFonts w:ascii="Calibri" w:hAnsi="Calibri"/>
+                <w:color w:val="000000"/>
+              </w:rPr>
+              <w:t xml:space="preserve"> is complete with a </w:t>
             </w:r>
             <w:proofErr w:type="spellStart"/>
             <w:r>
@@ -6748,7 +6818,21 @@
                 <w:rFonts w:ascii="Calibri" w:hAnsi="Calibri"/>
                 <w:color w:val="000000"/>
               </w:rPr>
-              <w:t xml:space="preserve"> in the column to be checked you must evaluate whether (1) the letter is in the word and in the correct location (2) the letter is in the word and in the wrong location (3) the letter is not in the word</w:t>
+              <w:t xml:space="preserve"> in the </w:t>
+            </w:r>
+            <w:r>
+              <w:rPr>
+                <w:rFonts w:ascii="Calibri" w:hAnsi="Calibri"/>
+                <w:color w:val="000000"/>
+              </w:rPr>
+              <w:t>row</w:t>
+            </w:r>
+            <w:r>
+              <w:rPr>
+                <w:rFonts w:ascii="Calibri" w:hAnsi="Calibri"/>
+                <w:color w:val="000000"/>
+              </w:rPr>
+              <w:t xml:space="preserve"> to be checked you must evaluate whether (1) the letter is in the word and in the correct location (2) the letter is in the word and in the wrong location (3) the letter is not in the word</w:t>
             </w:r>
             <w:r>
               <w:rPr>
@@ -7207,7 +7291,7 @@
 </file>
 
 <file path=word/endnotes.xml><?xml version="1.0" encoding="utf-8"?>
-<w:endnotes xmlns:wpc="http://schemas.microsoft.com/office/word/2010/wordprocessingCanvas" xmlns:cx="http://schemas.microsoft.com/office/drawing/2014/chartex" xmlns:cx1="http://schemas.microsoft.com/office/drawing/2015/9/8/chartex" xmlns:cx2="http://schemas.microsoft.com/office/drawing/2015/10/21/chartex" xmlns:cx3="http://schemas.microsoft.com/office/drawing/2016/5/9/chartex" xmlns:cx4="http://schemas.microsoft.com/office/drawing/2016/5/10/chartex" xmlns:cx5="http://schemas.microsoft.com/office/drawing/2016/5/11/chartex" xmlns:cx6="http://schemas.microsoft.com/office/drawing/2016/5/12/chartex" xmlns:cx7="http://schemas.microsoft.com/office/drawing/2016/5/13/chartex" xmlns:cx8="http://schemas.microsoft.com/office/drawing/2016/5/14/chartex" xmlns:mc="http://schemas.openxmlformats.org/markup-compatibility/2006" xmlns:aink="http://schemas.microsoft.com/office/drawing/2016/ink" xmlns:am3d="http://schemas.microsoft.com/office/drawing/2017/model3d" xmlns:o="urn:schemas-microsoft-com:office:office" xmlns:oel="http://schemas.microsoft.com/office/2019/extlst" xmlns:r="http://schemas.openxmlformats.org/officeDocument/2006/relationships" xmlns:m="http://schemas.openxmlformats.org/officeDocument/2006/math" xmlns:v="urn:schemas-microsoft-com:vml" xmlns:wp14="http://schemas.microsoft.com/office/word/2010/wordprocessingDrawing" xmlns:wp="http://schemas.openxmlformats.org/drawingml/2006/wordprocessingDrawing" xmlns:w10="urn:schemas-microsoft-com:office:word" xmlns:w="http://schemas.openxmlformats.org/wordprocessingml/2006/main" xmlns:w14="http://schemas.microsoft.com/office/word/2010/wordml" xmlns:w15="http://schemas.microsoft.com/office/word/2012/wordml" xmlns:w16cex="http://schemas.microsoft.com/office/word/2018/wordml/cex" xmlns:w16cid="http://schemas.microsoft.com/office/word/2016/wordml/cid" xmlns:w16="http://schemas.microsoft.com/office/word/2018/wordml" xmlns:w16sdtdh="http://schemas.microsoft.com/office/word/2020/wordml/sdtdatahash" xmlns:w16se="http://schemas.microsoft.com/office/word/2015/wordml/symex" xmlns:wpg="http://schemas.microsoft.com/office/word/2010/wordprocessingGroup" xmlns:wpi="http://schemas.microsoft.com/office/word/2010/wordprocessingInk" xmlns:wne="http://schemas.microsoft.com/office/word/2006/wordml" xmlns:wps="http://schemas.microsoft.com/office/word/2010/wordprocessingShape" mc:Ignorable="w14 w15 w16se w16cid w16 w16cex w16sdtdh wp14">
+<w:endnotes xmlns:wpc="http://schemas.microsoft.com/office/word/2010/wordprocessingCanvas" xmlns:cx="http://schemas.microsoft.com/office/drawing/2014/chartex" xmlns:cx1="http://schemas.microsoft.com/office/drawing/2015/9/8/chartex" xmlns:cx2="http://schemas.microsoft.com/office/drawing/2015/10/21/chartex" xmlns:cx3="http://schemas.microsoft.com/office/drawing/2016/5/9/chartex" xmlns:cx4="http://schemas.microsoft.com/office/drawing/2016/5/10/chartex" xmlns:cx5="http://schemas.microsoft.com/office/drawing/2016/5/11/chartex" xmlns:cx6="http://schemas.microsoft.com/office/drawing/2016/5/12/chartex" xmlns:cx7="http://schemas.microsoft.com/office/drawing/2016/5/13/chartex" xmlns:cx8="http://schemas.microsoft.com/office/drawing/2016/5/14/chartex" xmlns:mc="http://schemas.openxmlformats.org/markup-compatibility/2006" xmlns:aink="http://schemas.microsoft.com/office/drawing/2016/ink" xmlns:am3d="http://schemas.microsoft.com/office/drawing/2017/model3d" xmlns:o="urn:schemas-microsoft-com:office:office" xmlns:r="http://schemas.openxmlformats.org/officeDocument/2006/relationships" xmlns:m="http://schemas.openxmlformats.org/officeDocument/2006/math" xmlns:v="urn:schemas-microsoft-com:vml" xmlns:wp14="http://schemas.microsoft.com/office/word/2010/wordprocessingDrawing" xmlns:wp="http://schemas.openxmlformats.org/drawingml/2006/wordprocessingDrawing" xmlns:w10="urn:schemas-microsoft-com:office:word" xmlns:w="http://schemas.openxmlformats.org/wordprocessingml/2006/main" xmlns:w14="http://schemas.microsoft.com/office/word/2010/wordml" xmlns:w15="http://schemas.microsoft.com/office/word/2012/wordml" xmlns:w16cex="http://schemas.microsoft.com/office/word/2018/wordml/cex" xmlns:w16cid="http://schemas.microsoft.com/office/word/2016/wordml/cid" xmlns:w16="http://schemas.microsoft.com/office/word/2018/wordml" xmlns:w16se="http://schemas.microsoft.com/office/word/2015/wordml/symex" xmlns:wpg="http://schemas.microsoft.com/office/word/2010/wordprocessingGroup" xmlns:wpi="http://schemas.microsoft.com/office/word/2010/wordprocessingInk" xmlns:wne="http://schemas.microsoft.com/office/word/2006/wordml" xmlns:wps="http://schemas.microsoft.com/office/word/2010/wordprocessingShape" mc:Ignorable="w14 w15 w16se w16cid w16 w16cex wp14">
   <w:endnote w:type="separator" w:id="-1">
     <w:p>
       <w:pPr>
@@ -7232,7 +7316,7 @@
 </file>
 
 <file path=word/footnotes.xml><?xml version="1.0" encoding="utf-8"?>
-<w:footnotes xmlns:wpc="http://schemas.microsoft.com/office/word/2010/wordprocessingCanvas" xmlns:cx="http://schemas.microsoft.com/office/drawing/2014/chartex" xmlns:cx1="http://schemas.microsoft.com/office/drawing/2015/9/8/chartex" xmlns:cx2="http://schemas.microsoft.com/office/drawing/2015/10/21/chartex" xmlns:cx3="http://schemas.microsoft.com/office/drawing/2016/5/9/chartex" xmlns:cx4="http://schemas.microsoft.com/office/drawing/2016/5/10/chartex" xmlns:cx5="http://schemas.microsoft.com/office/drawing/2016/5/11/chartex" xmlns:cx6="http://schemas.microsoft.com/office/drawing/2016/5/12/chartex" xmlns:cx7="http://schemas.microsoft.com/office/drawing/2016/5/13/chartex" xmlns:cx8="http://schemas.microsoft.com/office/drawing/2016/5/14/chartex" xmlns:mc="http://schemas.openxmlformats.org/markup-compatibility/2006" xmlns:aink="http://schemas.microsoft.com/office/drawing/2016/ink" xmlns:am3d="http://schemas.microsoft.com/office/drawing/2017/model3d" xmlns:o="urn:schemas-microsoft-com:office:office" xmlns:oel="http://schemas.microsoft.com/office/2019/extlst" xmlns:r="http://schemas.openxmlformats.org/officeDocument/2006/relationships" xmlns:m="http://schemas.openxmlformats.org/officeDocument/2006/math" xmlns:v="urn:schemas-microsoft-com:vml" xmlns:wp14="http://schemas.microsoft.com/office/word/2010/wordprocessingDrawing" xmlns:wp="http://schemas.openxmlformats.org/drawingml/2006/wordprocessingDrawing" xmlns:w10="urn:schemas-microsoft-com:office:word" xmlns:w="http://schemas.openxmlformats.org/wordprocessingml/2006/main" xmlns:w14="http://schemas.microsoft.com/office/word/2010/wordml" xmlns:w15="http://schemas.microsoft.com/office/word/2012/wordml" xmlns:w16cex="http://schemas.microsoft.com/office/word/2018/wordml/cex" xmlns:w16cid="http://schemas.microsoft.com/office/word/2016/wordml/cid" xmlns:w16="http://schemas.microsoft.com/office/word/2018/wordml" xmlns:w16sdtdh="http://schemas.microsoft.com/office/word/2020/wordml/sdtdatahash" xmlns:w16se="http://schemas.microsoft.com/office/word/2015/wordml/symex" xmlns:wpg="http://schemas.microsoft.com/office/word/2010/wordprocessingGroup" xmlns:wpi="http://schemas.microsoft.com/office/word/2010/wordprocessingInk" xmlns:wne="http://schemas.microsoft.com/office/word/2006/wordml" xmlns:wps="http://schemas.microsoft.com/office/word/2010/wordprocessingShape" mc:Ignorable="w14 w15 w16se w16cid w16 w16cex w16sdtdh wp14">
+<w:footnotes xmlns:wpc="http://schemas.microsoft.com/office/word/2010/wordprocessingCanvas" xmlns:cx="http://schemas.microsoft.com/office/drawing/2014/chartex" xmlns:cx1="http://schemas.microsoft.com/office/drawing/2015/9/8/chartex" xmlns:cx2="http://schemas.microsoft.com/office/drawing/2015/10/21/chartex" xmlns:cx3="http://schemas.microsoft.com/office/drawing/2016/5/9/chartex" xmlns:cx4="http://schemas.microsoft.com/office/drawing/2016/5/10/chartex" xmlns:cx5="http://schemas.microsoft.com/office/drawing/2016/5/11/chartex" xmlns:cx6="http://schemas.microsoft.com/office/drawing/2016/5/12/chartex" xmlns:cx7="http://schemas.microsoft.com/office/drawing/2016/5/13/chartex" xmlns:cx8="http://schemas.microsoft.com/office/drawing/2016/5/14/chartex" xmlns:mc="http://schemas.openxmlformats.org/markup-compatibility/2006" xmlns:aink="http://schemas.microsoft.com/office/drawing/2016/ink" xmlns:am3d="http://schemas.microsoft.com/office/drawing/2017/model3d" xmlns:o="urn:schemas-microsoft-com:office:office" xmlns:r="http://schemas.openxmlformats.org/officeDocument/2006/relationships" xmlns:m="http://schemas.openxmlformats.org/officeDocument/2006/math" xmlns:v="urn:schemas-microsoft-com:vml" xmlns:wp14="http://schemas.microsoft.com/office/word/2010/wordprocessingDrawing" xmlns:wp="http://schemas.openxmlformats.org/drawingml/2006/wordprocessingDrawing" xmlns:w10="urn:schemas-microsoft-com:office:word" xmlns:w="http://schemas.openxmlformats.org/wordprocessingml/2006/main" xmlns:w14="http://schemas.microsoft.com/office/word/2010/wordml" xmlns:w15="http://schemas.microsoft.com/office/word/2012/wordml" xmlns:w16cex="http://schemas.microsoft.com/office/word/2018/wordml/cex" xmlns:w16cid="http://schemas.microsoft.com/office/word/2016/wordml/cid" xmlns:w16="http://schemas.microsoft.com/office/word/2018/wordml" xmlns:w16se="http://schemas.microsoft.com/office/word/2015/wordml/symex" xmlns:wpg="http://schemas.microsoft.com/office/word/2010/wordprocessingGroup" xmlns:wpi="http://schemas.microsoft.com/office/word/2010/wordprocessingInk" xmlns:wne="http://schemas.microsoft.com/office/word/2006/wordml" xmlns:wps="http://schemas.microsoft.com/office/word/2010/wordprocessingShape" mc:Ignorable="w14 w15 w16se w16cid w16 w16cex wp14">
   <w:footnote w:type="separator" w:id="-1">
     <w:p>
       <w:pPr>
@@ -7257,7 +7341,7 @@
 </file>
 
 <file path=word/header1.xml><?xml version="1.0" encoding="utf-8"?>
-<w:hdr xmlns:wpc="http://schemas.microsoft.com/office/word/2010/wordprocessingCanvas" xmlns:cx="http://schemas.microsoft.com/office/drawing/2014/chartex" xmlns:cx1="http://schemas.microsoft.com/office/drawing/2015/9/8/chartex" xmlns:cx2="http://schemas.microsoft.com/office/drawing/2015/10/21/chartex" xmlns:cx3="http://schemas.microsoft.com/office/drawing/2016/5/9/chartex" xmlns:cx4="http://schemas.microsoft.com/office/drawing/2016/5/10/chartex" xmlns:cx5="http://schemas.microsoft.com/office/drawing/2016/5/11/chartex" xmlns:cx6="http://schemas.microsoft.com/office/drawing/2016/5/12/chartex" xmlns:cx7="http://schemas.microsoft.com/office/drawing/2016/5/13/chartex" xmlns:cx8="http://schemas.microsoft.com/office/drawing/2016/5/14/chartex" xmlns:mc="http://schemas.openxmlformats.org/markup-compatibility/2006" xmlns:aink="http://schemas.microsoft.com/office/drawing/2016/ink" xmlns:am3d="http://schemas.microsoft.com/office/drawing/2017/model3d" xmlns:o="urn:schemas-microsoft-com:office:office" xmlns:oel="http://schemas.microsoft.com/office/2019/extlst" xmlns:r="http://schemas.openxmlformats.org/officeDocument/2006/relationships" xmlns:m="http://schemas.openxmlformats.org/officeDocument/2006/math" xmlns:v="urn:schemas-microsoft-com:vml" xmlns:wp14="http://schemas.microsoft.com/office/word/2010/wordprocessingDrawing" xmlns:wp="http://schemas.openxmlformats.org/drawingml/2006/wordprocessingDrawing" xmlns:w10="urn:schemas-microsoft-com:office:word" xmlns:w="http://schemas.openxmlformats.org/wordprocessingml/2006/main" xmlns:w14="http://schemas.microsoft.com/office/word/2010/wordml" xmlns:w15="http://schemas.microsoft.com/office/word/2012/wordml" xmlns:w16cex="http://schemas.microsoft.com/office/word/2018/wordml/cex" xmlns:w16cid="http://schemas.microsoft.com/office/word/2016/wordml/cid" xmlns:w16="http://schemas.microsoft.com/office/word/2018/wordml" xmlns:w16sdtdh="http://schemas.microsoft.com/office/word/2020/wordml/sdtdatahash" xmlns:w16se="http://schemas.microsoft.com/office/word/2015/wordml/symex" xmlns:wpg="http://schemas.microsoft.com/office/word/2010/wordprocessingGroup" xmlns:wpi="http://schemas.microsoft.com/office/word/2010/wordprocessingInk" xmlns:wne="http://schemas.microsoft.com/office/word/2006/wordml" xmlns:wps="http://schemas.microsoft.com/office/word/2010/wordprocessingShape" mc:Ignorable="w14 w15 w16se w16cid w16 w16cex w16sdtdh wp14">
+<w:hdr xmlns:wpc="http://schemas.microsoft.com/office/word/2010/wordprocessingCanvas" xmlns:cx="http://schemas.microsoft.com/office/drawing/2014/chartex" xmlns:cx1="http://schemas.microsoft.com/office/drawing/2015/9/8/chartex" xmlns:cx2="http://schemas.microsoft.com/office/drawing/2015/10/21/chartex" xmlns:cx3="http://schemas.microsoft.com/office/drawing/2016/5/9/chartex" xmlns:cx4="http://schemas.microsoft.com/office/drawing/2016/5/10/chartex" xmlns:cx5="http://schemas.microsoft.com/office/drawing/2016/5/11/chartex" xmlns:cx6="http://schemas.microsoft.com/office/drawing/2016/5/12/chartex" xmlns:cx7="http://schemas.microsoft.com/office/drawing/2016/5/13/chartex" xmlns:cx8="http://schemas.microsoft.com/office/drawing/2016/5/14/chartex" xmlns:mc="http://schemas.openxmlformats.org/markup-compatibility/2006" xmlns:aink="http://schemas.microsoft.com/office/drawing/2016/ink" xmlns:am3d="http://schemas.microsoft.com/office/drawing/2017/model3d" xmlns:o="urn:schemas-microsoft-com:office:office" xmlns:r="http://schemas.openxmlformats.org/officeDocument/2006/relationships" xmlns:m="http://schemas.openxmlformats.org/officeDocument/2006/math" xmlns:v="urn:schemas-microsoft-com:vml" xmlns:wp14="http://schemas.microsoft.com/office/word/2010/wordprocessingDrawing" xmlns:wp="http://schemas.openxmlformats.org/drawingml/2006/wordprocessingDrawing" xmlns:w10="urn:schemas-microsoft-com:office:word" xmlns:w="http://schemas.openxmlformats.org/wordprocessingml/2006/main" xmlns:w14="http://schemas.microsoft.com/office/word/2010/wordml" xmlns:w15="http://schemas.microsoft.com/office/word/2012/wordml" xmlns:w16cex="http://schemas.microsoft.com/office/word/2018/wordml/cex" xmlns:w16cid="http://schemas.microsoft.com/office/word/2016/wordml/cid" xmlns:w16="http://schemas.microsoft.com/office/word/2018/wordml" xmlns:w16se="http://schemas.microsoft.com/office/word/2015/wordml/symex" xmlns:wpg="http://schemas.microsoft.com/office/word/2010/wordprocessingGroup" xmlns:wpi="http://schemas.microsoft.com/office/word/2010/wordprocessingInk" xmlns:wne="http://schemas.microsoft.com/office/word/2006/wordml" xmlns:wps="http://schemas.microsoft.com/office/word/2010/wordprocessingShape" mc:Ignorable="w14 w15 w16se w16cid w16 w16cex wp14">
   <w:p>
     <w:pPr>
       <w:pStyle w:val="Header"/>
@@ -7288,7 +7372,7 @@
 </file>
 
 <file path=word/header2.xml><?xml version="1.0" encoding="utf-8"?>
-<w:hdr xmlns:wpc="http://schemas.microsoft.com/office/word/2010/wordprocessingCanvas" xmlns:cx="http://schemas.microsoft.com/office/drawing/2014/chartex" xmlns:cx1="http://schemas.microsoft.com/office/drawing/2015/9/8/chartex" xmlns:cx2="http://schemas.microsoft.com/office/drawing/2015/10/21/chartex" xmlns:cx3="http://schemas.microsoft.com/office/drawing/2016/5/9/chartex" xmlns:cx4="http://schemas.microsoft.com/office/drawing/2016/5/10/chartex" xmlns:cx5="http://schemas.microsoft.com/office/drawing/2016/5/11/chartex" xmlns:cx6="http://schemas.microsoft.com/office/drawing/2016/5/12/chartex" xmlns:cx7="http://schemas.microsoft.com/office/drawing/2016/5/13/chartex" xmlns:cx8="http://schemas.microsoft.com/office/drawing/2016/5/14/chartex" xmlns:mc="http://schemas.openxmlformats.org/markup-compatibility/2006" xmlns:aink="http://schemas.microsoft.com/office/drawing/2016/ink" xmlns:am3d="http://schemas.microsoft.com/office/drawing/2017/model3d" xmlns:o="urn:schemas-microsoft-com:office:office" xmlns:oel="http://schemas.microsoft.com/office/2019/extlst" xmlns:r="http://schemas.openxmlformats.org/officeDocument/2006/relationships" xmlns:m="http://schemas.openxmlformats.org/officeDocument/2006/math" xmlns:v="urn:schemas-microsoft-com:vml" xmlns:wp14="http://schemas.microsoft.com/office/word/2010/wordprocessingDrawing" xmlns:wp="http://schemas.openxmlformats.org/drawingml/2006/wordprocessingDrawing" xmlns:w10="urn:schemas-microsoft-com:office:word" xmlns:w="http://schemas.openxmlformats.org/wordprocessingml/2006/main" xmlns:w14="http://schemas.microsoft.com/office/word/2010/wordml" xmlns:w15="http://schemas.microsoft.com/office/word/2012/wordml" xmlns:w16cex="http://schemas.microsoft.com/office/word/2018/wordml/cex" xmlns:w16cid="http://schemas.microsoft.com/office/word/2016/wordml/cid" xmlns:w16="http://schemas.microsoft.com/office/word/2018/wordml" xmlns:w16sdtdh="http://schemas.microsoft.com/office/word/2020/wordml/sdtdatahash" xmlns:w16se="http://schemas.microsoft.com/office/word/2015/wordml/symex" xmlns:wpg="http://schemas.microsoft.com/office/word/2010/wordprocessingGroup" xmlns:wpi="http://schemas.microsoft.com/office/word/2010/wordprocessingInk" xmlns:wne="http://schemas.microsoft.com/office/word/2006/wordml" xmlns:wps="http://schemas.microsoft.com/office/word/2010/wordprocessingShape" mc:Ignorable="w14 w15 w16se w16cid w16 w16cex w16sdtdh wp14">
+<w:hdr xmlns:wpc="http://schemas.microsoft.com/office/word/2010/wordprocessingCanvas" xmlns:cx="http://schemas.microsoft.com/office/drawing/2014/chartex" xmlns:cx1="http://schemas.microsoft.com/office/drawing/2015/9/8/chartex" xmlns:cx2="http://schemas.microsoft.com/office/drawing/2015/10/21/chartex" xmlns:cx3="http://schemas.microsoft.com/office/drawing/2016/5/9/chartex" xmlns:cx4="http://schemas.microsoft.com/office/drawing/2016/5/10/chartex" xmlns:cx5="http://schemas.microsoft.com/office/drawing/2016/5/11/chartex" xmlns:cx6="http://schemas.microsoft.com/office/drawing/2016/5/12/chartex" xmlns:cx7="http://schemas.microsoft.com/office/drawing/2016/5/13/chartex" xmlns:cx8="http://schemas.microsoft.com/office/drawing/2016/5/14/chartex" xmlns:mc="http://schemas.openxmlformats.org/markup-compatibility/2006" xmlns:aink="http://schemas.microsoft.com/office/drawing/2016/ink" xmlns:am3d="http://schemas.microsoft.com/office/drawing/2017/model3d" xmlns:o="urn:schemas-microsoft-com:office:office" xmlns:r="http://schemas.openxmlformats.org/officeDocument/2006/relationships" xmlns:m="http://schemas.openxmlformats.org/officeDocument/2006/math" xmlns:v="urn:schemas-microsoft-com:vml" xmlns:wp14="http://schemas.microsoft.com/office/word/2010/wordprocessingDrawing" xmlns:wp="http://schemas.openxmlformats.org/drawingml/2006/wordprocessingDrawing" xmlns:w10="urn:schemas-microsoft-com:office:word" xmlns:w="http://schemas.openxmlformats.org/wordprocessingml/2006/main" xmlns:w14="http://schemas.microsoft.com/office/word/2010/wordml" xmlns:w15="http://schemas.microsoft.com/office/word/2012/wordml" xmlns:w16cex="http://schemas.microsoft.com/office/word/2018/wordml/cex" xmlns:w16cid="http://schemas.microsoft.com/office/word/2016/wordml/cid" xmlns:w16="http://schemas.microsoft.com/office/word/2018/wordml" xmlns:w16se="http://schemas.microsoft.com/office/word/2015/wordml/symex" xmlns:wpg="http://schemas.microsoft.com/office/word/2010/wordprocessingGroup" xmlns:wpi="http://schemas.microsoft.com/office/word/2010/wordprocessingInk" xmlns:wne="http://schemas.microsoft.com/office/word/2006/wordml" xmlns:wps="http://schemas.microsoft.com/office/word/2010/wordprocessingShape" mc:Ignorable="w14 w15 w16se w16cid w16 w16cex wp14">
   <w:p>
     <w:pPr>
       <w:pStyle w:val="Header"/>
@@ -7350,7 +7434,7 @@
 </file>
 
 <file path=word/numbering.xml><?xml version="1.0" encoding="utf-8"?>
-<w:numbering xmlns:wpc="http://schemas.microsoft.com/office/word/2010/wordprocessingCanvas" xmlns:cx="http://schemas.microsoft.com/office/drawing/2014/chartex" xmlns:cx1="http://schemas.microsoft.com/office/drawing/2015/9/8/chartex" xmlns:cx2="http://schemas.microsoft.com/office/drawing/2015/10/21/chartex" xmlns:cx3="http://schemas.microsoft.com/office/drawing/2016/5/9/chartex" xmlns:cx4="http://schemas.microsoft.com/office/drawing/2016/5/10/chartex" xmlns:cx5="http://schemas.microsoft.com/office/drawing/2016/5/11/chartex" xmlns:cx6="http://schemas.microsoft.com/office/drawing/2016/5/12/chartex" xmlns:cx7="http://schemas.microsoft.com/office/drawing/2016/5/13/chartex" xmlns:cx8="http://schemas.microsoft.com/office/drawing/2016/5/14/chartex" xmlns:mc="http://schemas.openxmlformats.org/markup-compatibility/2006" xmlns:aink="http://schemas.microsoft.com/office/drawing/2016/ink" xmlns:am3d="http://schemas.microsoft.com/office/drawing/2017/model3d" xmlns:o="urn:schemas-microsoft-com:office:office" xmlns:oel="http://schemas.microsoft.com/office/2019/extlst" xmlns:r="http://schemas.openxmlformats.org/officeDocument/2006/relationships" xmlns:m="http://schemas.openxmlformats.org/officeDocument/2006/math" xmlns:v="urn:schemas-microsoft-com:vml" xmlns:wp14="http://schemas.microsoft.com/office/word/2010/wordprocessingDrawing" xmlns:wp="http://schemas.openxmlformats.org/drawingml/2006/wordprocessingDrawing" xmlns:w10="urn:schemas-microsoft-com:office:word" xmlns:w="http://schemas.openxmlformats.org/wordprocessingml/2006/main" xmlns:w14="http://schemas.microsoft.com/office/word/2010/wordml" xmlns:w15="http://schemas.microsoft.com/office/word/2012/wordml" xmlns:w16cex="http://schemas.microsoft.com/office/word/2018/wordml/cex" xmlns:w16cid="http://schemas.microsoft.com/office/word/2016/wordml/cid" xmlns:w16="http://schemas.microsoft.com/office/word/2018/wordml" xmlns:w16sdtdh="http://schemas.microsoft.com/office/word/2020/wordml/sdtdatahash" xmlns:w16se="http://schemas.microsoft.com/office/word/2015/wordml/symex" xmlns:wpg="http://schemas.microsoft.com/office/word/2010/wordprocessingGroup" xmlns:wpi="http://schemas.microsoft.com/office/word/2010/wordprocessingInk" xmlns:wne="http://schemas.microsoft.com/office/word/2006/wordml" xmlns:wps="http://schemas.microsoft.com/office/word/2010/wordprocessingShape" mc:Ignorable="w14 w15 w16se w16cid w16 w16cex w16sdtdh wp14">
+<w:numbering xmlns:wpc="http://schemas.microsoft.com/office/word/2010/wordprocessingCanvas" xmlns:cx="http://schemas.microsoft.com/office/drawing/2014/chartex" xmlns:cx1="http://schemas.microsoft.com/office/drawing/2015/9/8/chartex" xmlns:cx2="http://schemas.microsoft.com/office/drawing/2015/10/21/chartex" xmlns:cx3="http://schemas.microsoft.com/office/drawing/2016/5/9/chartex" xmlns:cx4="http://schemas.microsoft.com/office/drawing/2016/5/10/chartex" xmlns:cx5="http://schemas.microsoft.com/office/drawing/2016/5/11/chartex" xmlns:cx6="http://schemas.microsoft.com/office/drawing/2016/5/12/chartex" xmlns:cx7="http://schemas.microsoft.com/office/drawing/2016/5/13/chartex" xmlns:cx8="http://schemas.microsoft.com/office/drawing/2016/5/14/chartex" xmlns:mc="http://schemas.openxmlformats.org/markup-compatibility/2006" xmlns:aink="http://schemas.microsoft.com/office/drawing/2016/ink" xmlns:am3d="http://schemas.microsoft.com/office/drawing/2017/model3d" xmlns:o="urn:schemas-microsoft-com:office:office" xmlns:r="http://schemas.openxmlformats.org/officeDocument/2006/relationships" xmlns:m="http://schemas.openxmlformats.org/officeDocument/2006/math" xmlns:v="urn:schemas-microsoft-com:vml" xmlns:wp14="http://schemas.microsoft.com/office/word/2010/wordprocessingDrawing" xmlns:wp="http://schemas.openxmlformats.org/drawingml/2006/wordprocessingDrawing" xmlns:w10="urn:schemas-microsoft-com:office:word" xmlns:w="http://schemas.openxmlformats.org/wordprocessingml/2006/main" xmlns:w14="http://schemas.microsoft.com/office/word/2010/wordml" xmlns:w15="http://schemas.microsoft.com/office/word/2012/wordml" xmlns:w16cex="http://schemas.microsoft.com/office/word/2018/wordml/cex" xmlns:w16cid="http://schemas.microsoft.com/office/word/2016/wordml/cid" xmlns:w16="http://schemas.microsoft.com/office/word/2018/wordml" xmlns:w16se="http://schemas.microsoft.com/office/word/2015/wordml/symex" xmlns:wpg="http://schemas.microsoft.com/office/word/2010/wordprocessingGroup" xmlns:wpi="http://schemas.microsoft.com/office/word/2010/wordprocessingInk" xmlns:wne="http://schemas.microsoft.com/office/word/2006/wordml" xmlns:wps="http://schemas.microsoft.com/office/word/2010/wordprocessingShape" mc:Ignorable="w14 w15 w16se w16cid w16 w16cex wp14">
   <w:abstractNum w:abstractNumId="0" w15:restartNumberingAfterBreak="0">
     <w:nsid w:val="235B1194"/>
     <w:multiLevelType w:val="multilevel"/>
@@ -8087,29 +8171,29 @@
       </w:rPr>
     </w:lvl>
   </w:abstractNum>
-  <w:num w:numId="1" w16cid:durableId="1669599610">
+  <w:num w:numId="1">
     <w:abstractNumId w:val="4"/>
   </w:num>
-  <w:num w:numId="2" w16cid:durableId="97258609">
+  <w:num w:numId="2">
     <w:abstractNumId w:val="3"/>
   </w:num>
-  <w:num w:numId="3" w16cid:durableId="1393576930">
+  <w:num w:numId="3">
     <w:abstractNumId w:val="2"/>
   </w:num>
-  <w:num w:numId="4" w16cid:durableId="1895576026">
+  <w:num w:numId="4">
     <w:abstractNumId w:val="0"/>
   </w:num>
-  <w:num w:numId="5" w16cid:durableId="832455316">
+  <w:num w:numId="5">
     <w:abstractNumId w:val="1"/>
   </w:num>
-  <w:num w:numId="6" w16cid:durableId="398019038">
+  <w:num w:numId="6">
     <w:abstractNumId w:val="5"/>
   </w:num>
 </w:numbering>
 </file>
 
 <file path=word/styles.xml><?xml version="1.0" encoding="utf-8"?>
-<w:styles xmlns:mc="http://schemas.openxmlformats.org/markup-compatibility/2006" xmlns:r="http://schemas.openxmlformats.org/officeDocument/2006/relationships" xmlns:w="http://schemas.openxmlformats.org/wordprocessingml/2006/main" xmlns:w14="http://schemas.microsoft.com/office/word/2010/wordml" xmlns:w15="http://schemas.microsoft.com/office/word/2012/wordml" xmlns:w16cex="http://schemas.microsoft.com/office/word/2018/wordml/cex" xmlns:w16cid="http://schemas.microsoft.com/office/word/2016/wordml/cid" xmlns:w16="http://schemas.microsoft.com/office/word/2018/wordml" xmlns:w16sdtdh="http://schemas.microsoft.com/office/word/2020/wordml/sdtdatahash" xmlns:w16se="http://schemas.microsoft.com/office/word/2015/wordml/symex" mc:Ignorable="w14 w15 w16se w16cid w16 w16cex w16sdtdh">
+<w:styles xmlns:mc="http://schemas.openxmlformats.org/markup-compatibility/2006" xmlns:r="http://schemas.openxmlformats.org/officeDocument/2006/relationships" xmlns:w="http://schemas.openxmlformats.org/wordprocessingml/2006/main" xmlns:w14="http://schemas.microsoft.com/office/word/2010/wordml" xmlns:w15="http://schemas.microsoft.com/office/word/2012/wordml" xmlns:w16cex="http://schemas.microsoft.com/office/word/2018/wordml/cex" xmlns:w16cid="http://schemas.microsoft.com/office/word/2016/wordml/cid" xmlns:w16="http://schemas.microsoft.com/office/word/2018/wordml" xmlns:w16se="http://schemas.microsoft.com/office/word/2015/wordml/symex" mc:Ignorable="w14 w15 w16se w16cid w16 w16cex">
   <w:docDefaults>
     <w:rPrDefault>
       <w:rPr>
@@ -12831,7 +12915,7 @@
   </inkml:definitions>
   <inkml:trace contextRef="#ctx0" brushRef="#br0">33 51 3305,'-30'-18'3383,"28"24"-1571,8 65-976,-3-43-649,0 1 0,-3-1 1,-2 33-1,2 16-51,1-57-346,-1-1 0,-3 24 0,2-34-667,1-8-403</inkml:trace>
   <inkml:trace contextRef="#ctx0" brushRef="#br0" timeOffset="1">383 17 3409,'0'-17'3790,"1"24"-2276,2 21-1353,-2-23-178,11 87-883,2 149 1,-15-223-830</inkml:trace>
-  <inkml:trace contextRef="#ctx0" brushRef="#br0" timeOffset="555.92">292 117 2441,'-4'-1'6637,"2"7"-5047,1 13-2605,1-15 1564,-5 124-166,5-128-380,0 0 1,1 0 0,-1 0-1,0 1 1,0-1-1,0 0 1,0 0-1,0 0 1,0 1-1,0-1 1,0 0-1,0 0 1,1 0 0,-1 0-1,0 1 1,0-1-1,0 0 1,0 0-1,1 0 1,-1 0-1,0 0 1,0 1-1,0-1 1,1 0-1,-1 0 1,0 0 0,0 0-1,0 0 1,1 0-1,-1 0 1,0 0-1,0 0 1,0 0-1,1 0 1,-1 0-1,0 0 1,0 0 0,1 0-1,-1 0 1,0 0-1,17-5 33,18-11-91,-29 13 53,81-34-1858,-60 23-292</inkml:trace>
+  <inkml:trace contextRef="#ctx0" brushRef="#br0" timeOffset="555.91">292 117 2441,'-4'-1'6637,"2"7"-5047,1 13-2605,1-15 1564,-5 124-166,5-128-380,0 0 1,1 0 0,-1 0-1,0 1 1,0-1-1,0 0 1,0 0-1,0 0 1,0 1-1,0-1 1,0 0-1,0 0 1,1 0 0,-1 0-1,0 1 1,0-1-1,0 0 1,0 0-1,1 0 1,-1 0-1,0 0 1,0 1-1,0-1 1,1 0-1,-1 0 1,0 0 0,0 0-1,0 0 1,1 0-1,-1 0 1,0 0-1,0 0 1,0 0-1,1 0 1,-1 0-1,0 0 1,0 0 0,1 0-1,-1 0 1,0 0-1,17-5 33,18-11-91,-29 13 53,81-34-1858,-60 23-292</inkml:trace>
 </inkml:ink>
 </file>
 
